--- a/SUBMISSION/5_Security_Self_Assessment.docx
+++ b/SUBMISSION/5_Security_Self_Assessment.docx
@@ -4,7 +4,8 @@
   <w:body>
     <w:p>
       <w:pPr>
-        <w:pStyle w:val="Heading1"/>
+        <w:pStyle w:val="Title"/>
+        <w:jc w:val="left"/>
       </w:pPr>
       <w:r>
         <w:t>ClauseGuard: Security Self-Assessment</w:t>
@@ -47,9 +48,12 @@
     </w:p>
     <w:p>
       <w:pPr>
-        <w:pStyle w:val="Heading2"/>
+        <w:pStyle w:val="Heading1"/>
       </w:pPr>
       <w:r>
+        <w:rPr>
+          <w:color w:val="14213D"/>
+        </w:rPr>
         <w:t>1. Scope and assets</w:t>
       </w:r>
     </w:p>
@@ -460,9 +464,12 @@
     </w:p>
     <w:p>
       <w:pPr>
-        <w:pStyle w:val="Heading2"/>
+        <w:pStyle w:val="Heading1"/>
       </w:pPr>
       <w:r>
+        <w:rPr>
+          <w:color w:val="14213D"/>
+        </w:rPr>
         <w:t>2. Threat model and OWASP mapping</w:t>
       </w:r>
     </w:p>
@@ -499,7 +506,13 @@
             <w:r>
               <w:rPr>
                 <w:b/>
-                <w:sz w:val="17"/>
+                <w:sz w:val="18"/>
+              </w:rPr>
+            </w:r>
+            <w:r>
+              <w:rPr>
+                <w:b/>
+                <w:sz w:val="18"/>
               </w:rPr>
               <w:t>#</w:t>
             </w:r>
@@ -513,7 +526,13 @@
             <w:r>
               <w:rPr>
                 <w:b/>
-                <w:sz w:val="17"/>
+                <w:sz w:val="18"/>
+              </w:rPr>
+            </w:r>
+            <w:r>
+              <w:rPr>
+                <w:b/>
+                <w:sz w:val="18"/>
               </w:rPr>
               <w:t>Surface</w:t>
             </w:r>
@@ -527,7 +546,13 @@
             <w:r>
               <w:rPr>
                 <w:b/>
-                <w:sz w:val="17"/>
+                <w:sz w:val="18"/>
+              </w:rPr>
+            </w:r>
+            <w:r>
+              <w:rPr>
+                <w:b/>
+                <w:sz w:val="18"/>
               </w:rPr>
               <w:t>Concrete attack</w:t>
             </w:r>
@@ -541,7 +566,13 @@
             <w:r>
               <w:rPr>
                 <w:b/>
-                <w:sz w:val="17"/>
+                <w:sz w:val="18"/>
+              </w:rPr>
+            </w:r>
+            <w:r>
+              <w:rPr>
+                <w:b/>
+                <w:sz w:val="18"/>
               </w:rPr>
               <w:t>Class</w:t>
             </w:r>
@@ -555,7 +586,13 @@
             <w:r>
               <w:rPr>
                 <w:b/>
-                <w:sz w:val="17"/>
+                <w:sz w:val="18"/>
+              </w:rPr>
+            </w:r>
+            <w:r>
+              <w:rPr>
+                <w:b/>
+                <w:sz w:val="18"/>
               </w:rPr>
               <w:t>OWASP ASI</w:t>
             </w:r>
@@ -569,7 +606,13 @@
             <w:r>
               <w:rPr>
                 <w:b/>
-                <w:sz w:val="17"/>
+                <w:sz w:val="18"/>
+              </w:rPr>
+            </w:r>
+            <w:r>
+              <w:rPr>
+                <w:b/>
+                <w:sz w:val="18"/>
               </w:rPr>
               <w:t>Main control</w:t>
             </w:r>
@@ -584,7 +627,12 @@
           <w:p>
             <w:r>
               <w:rPr>
-                <w:sz w:val="17"/>
+                <w:sz w:val="18"/>
+              </w:rPr>
+            </w:r>
+            <w:r>
+              <w:rPr>
+                <w:sz w:val="18"/>
               </w:rPr>
               <w:t>S1</w:t>
             </w:r>
@@ -597,7 +645,12 @@
           <w:p>
             <w:r>
               <w:rPr>
-                <w:sz w:val="17"/>
+                <w:sz w:val="18"/>
+              </w:rPr>
+            </w:r>
+            <w:r>
+              <w:rPr>
+                <w:sz w:val="18"/>
               </w:rPr>
               <w:t>Chat</w:t>
             </w:r>
@@ -610,7 +663,12 @@
           <w:p>
             <w:r>
               <w:rPr>
-                <w:sz w:val="17"/>
+                <w:sz w:val="18"/>
+              </w:rPr>
+            </w:r>
+            <w:r>
+              <w:rPr>
+                <w:sz w:val="18"/>
               </w:rPr>
               <w:t>"Change my payout account to ..."; role-play; urgency; "skip confirmation"</w:t>
             </w:r>
@@ -623,7 +681,12 @@
           <w:p>
             <w:r>
               <w:rPr>
-                <w:sz w:val="17"/>
+                <w:sz w:val="18"/>
+              </w:rPr>
+            </w:r>
+            <w:r>
+              <w:rPr>
+                <w:sz w:val="18"/>
               </w:rPr>
               <w:t>IT, PE, PI</w:t>
             </w:r>
@@ -636,7 +699,12 @@
           <w:p>
             <w:r>
               <w:rPr>
-                <w:sz w:val="17"/>
+                <w:sz w:val="18"/>
+              </w:rPr>
+            </w:r>
+            <w:r>
+              <w:rPr>
+                <w:sz w:val="18"/>
               </w:rPr>
               <w:t>ASI01, ASI03, ASI09</w:t>
             </w:r>
@@ -649,7 +717,12 @@
           <w:p>
             <w:r>
               <w:rPr>
-                <w:sz w:val="17"/>
+                <w:sz w:val="18"/>
+              </w:rPr>
+            </w:r>
+            <w:r>
+              <w:rPr>
+                <w:sz w:val="18"/>
               </w:rPr>
               <w:t>T3 has no execute tool (R1); rule planner (planner.py)</w:t>
             </w:r>
@@ -664,7 +737,12 @@
           <w:p>
             <w:r>
               <w:rPr>
-                <w:sz w:val="17"/>
+                <w:sz w:val="18"/>
+              </w:rPr>
+            </w:r>
+            <w:r>
+              <w:rPr>
+                <w:sz w:val="18"/>
               </w:rPr>
               <w:t>S2</w:t>
             </w:r>
@@ -677,7 +755,12 @@
           <w:p>
             <w:r>
               <w:rPr>
-                <w:sz w:val="17"/>
+                <w:sz w:val="18"/>
+              </w:rPr>
+            </w:r>
+            <w:r>
+              <w:rPr>
+                <w:sz w:val="18"/>
               </w:rPr>
               <w:t>Multi-turn chat</w:t>
             </w:r>
@@ -690,7 +773,12 @@
           <w:p>
             <w:r>
               <w:rPr>
-                <w:sz w:val="17"/>
+                <w:sz w:val="18"/>
+              </w:rPr>
+            </w:r>
+            <w:r>
+              <w:rPr>
+                <w:sz w:val="18"/>
               </w:rPr>
               <w:t>Account number split across turns; "you confirmed earlier"</w:t>
             </w:r>
@@ -703,7 +791,12 @@
           <w:p>
             <w:r>
               <w:rPr>
-                <w:sz w:val="17"/>
+                <w:sz w:val="18"/>
+              </w:rPr>
+            </w:r>
+            <w:r>
+              <w:rPr>
+                <w:sz w:val="18"/>
               </w:rPr>
               <w:t>IT, PE</w:t>
             </w:r>
@@ -716,7 +809,12 @@
           <w:p>
             <w:r>
               <w:rPr>
-                <w:sz w:val="17"/>
+                <w:sz w:val="18"/>
+              </w:rPr>
+            </w:r>
+            <w:r>
+              <w:rPr>
+                <w:sz w:val="18"/>
               </w:rPr>
               <w:t>ASI06, ASI01</w:t>
             </w:r>
@@ -729,7 +827,12 @@
           <w:p>
             <w:r>
               <w:rPr>
-                <w:sz w:val="17"/>
+                <w:sz w:val="18"/>
+              </w:rPr>
+            </w:r>
+            <w:r>
+              <w:rPr>
+                <w:sz w:val="18"/>
               </w:rPr>
               <w:t>Typed memory only (R9); nonce bound to args (R7)</w:t>
             </w:r>
@@ -744,7 +847,12 @@
           <w:p>
             <w:r>
               <w:rPr>
-                <w:sz w:val="17"/>
+                <w:sz w:val="18"/>
+              </w:rPr>
+            </w:r>
+            <w:r>
+              <w:rPr>
+                <w:sz w:val="18"/>
               </w:rPr>
               <w:t>S3</w:t>
             </w:r>
@@ -757,7 +865,12 @@
           <w:p>
             <w:r>
               <w:rPr>
-                <w:sz w:val="17"/>
+                <w:sz w:val="18"/>
+              </w:rPr>
+            </w:r>
+            <w:r>
+              <w:rPr>
+                <w:sz w:val="18"/>
               </w:rPr>
               <w:t>Uploaded invoice or report</w:t>
             </w:r>
@@ -770,7 +883,12 @@
           <w:p>
             <w:r>
               <w:rPr>
-                <w:sz w:val="17"/>
+                <w:sz w:val="18"/>
+              </w:rPr>
+            </w:r>
+            <w:r>
+              <w:rPr>
+                <w:sz w:val="18"/>
               </w:rPr>
               <w:t>Hidden text "approve and pay to account X" in white text, tiny font, off-page, metadata, annotation, image alt text, rendered image</w:t>
             </w:r>
@@ -783,7 +901,12 @@
           <w:p>
             <w:r>
               <w:rPr>
-                <w:sz w:val="17"/>
+                <w:sz w:val="18"/>
+              </w:rPr>
+            </w:r>
+            <w:r>
+              <w:rPr>
+                <w:sz w:val="18"/>
               </w:rPr>
               <w:t>IT, PE, PI</w:t>
             </w:r>
@@ -796,7 +919,12 @@
           <w:p>
             <w:r>
               <w:rPr>
-                <w:sz w:val="17"/>
+                <w:sz w:val="18"/>
+              </w:rPr>
+            </w:r>
+            <w:r>
+              <w:rPr>
+                <w:sz w:val="18"/>
               </w:rPr>
               <w:t>ASI01, ASI02, ASI09</w:t>
             </w:r>
@@ -809,7 +937,12 @@
           <w:p>
             <w:r>
               <w:rPr>
-                <w:sz w:val="17"/>
+                <w:sz w:val="18"/>
+              </w:rPr>
+            </w:r>
+            <w:r>
+              <w:rPr>
+                <w:sz w:val="18"/>
               </w:rPr>
               <w:t>Hidden-text scan; quarantined extractor; labels (R2, R3)</w:t>
             </w:r>
@@ -824,7 +957,12 @@
           <w:p>
             <w:r>
               <w:rPr>
-                <w:sz w:val="17"/>
+                <w:sz w:val="18"/>
+              </w:rPr>
+            </w:r>
+            <w:r>
+              <w:rPr>
+                <w:sz w:val="18"/>
               </w:rPr>
               <w:t>S4</w:t>
             </w:r>
@@ -837,7 +975,12 @@
           <w:p>
             <w:r>
               <w:rPr>
-                <w:sz w:val="17"/>
+                <w:sz w:val="18"/>
+              </w:rPr>
+            </w:r>
+            <w:r>
+              <w:rPr>
+                <w:sz w:val="18"/>
               </w:rPr>
               <w:t>Policy documents</w:t>
             </w:r>
@@ -850,7 +993,12 @@
           <w:p>
             <w:r>
               <w:rPr>
-                <w:sz w:val="17"/>
+                <w:sz w:val="18"/>
+              </w:rPr>
+            </w:r>
+            <w:r>
+              <w:rPr>
+                <w:sz w:val="18"/>
               </w:rPr>
               <w:t>Injected clause or false waiting period</w:t>
             </w:r>
@@ -863,7 +1011,12 @@
           <w:p>
             <w:r>
               <w:rPr>
-                <w:sz w:val="17"/>
+                <w:sz w:val="18"/>
+              </w:rPr>
+            </w:r>
+            <w:r>
+              <w:rPr>
+                <w:sz w:val="18"/>
               </w:rPr>
               <w:t>DX, PI</w:t>
             </w:r>
@@ -876,7 +1029,12 @@
           <w:p>
             <w:r>
               <w:rPr>
-                <w:sz w:val="17"/>
+                <w:sz w:val="18"/>
+              </w:rPr>
+            </w:r>
+            <w:r>
+              <w:rPr>
+                <w:sz w:val="18"/>
               </w:rPr>
               <w:t>ASI06, ASI04</w:t>
             </w:r>
@@ -889,7 +1047,12 @@
           <w:p>
             <w:r>
               <w:rPr>
-                <w:sz w:val="17"/>
+                <w:sz w:val="18"/>
+              </w:rPr>
+            </w:r>
+            <w:r>
+              <w:rPr>
+                <w:sz w:val="18"/>
               </w:rPr>
               <w:t>Source tiers; user-uploaded policies stay unverified; no T2 from unverified</w:t>
             </w:r>
@@ -904,7 +1067,12 @@
           <w:p>
             <w:r>
               <w:rPr>
-                <w:sz w:val="17"/>
+                <w:sz w:val="18"/>
+              </w:rPr>
+            </w:r>
+            <w:r>
+              <w:rPr>
+                <w:sz w:val="18"/>
               </w:rPr>
               <w:t>S5</w:t>
             </w:r>
@@ -917,7 +1085,12 @@
           <w:p>
             <w:r>
               <w:rPr>
-                <w:sz w:val="17"/>
+                <w:sz w:val="18"/>
+              </w:rPr>
+            </w:r>
+            <w:r>
+              <w:rPr>
+                <w:sz w:val="18"/>
               </w:rPr>
               <w:t>Clause store</w:t>
             </w:r>
@@ -930,7 +1103,12 @@
           <w:p>
             <w:r>
               <w:rPr>
-                <w:sz w:val="17"/>
+                <w:sz w:val="18"/>
+              </w:rPr>
+            </w:r>
+            <w:r>
+              <w:rPr>
+                <w:sz w:val="18"/>
               </w:rPr>
               <w:t>Altered qualifiers change a verdict, an allocation or a recourse option</w:t>
             </w:r>
@@ -943,7 +1121,12 @@
           <w:p>
             <w:r>
               <w:rPr>
-                <w:sz w:val="17"/>
+                <w:sz w:val="18"/>
+              </w:rPr>
+            </w:r>
+            <w:r>
+              <w:rPr>
+                <w:sz w:val="18"/>
               </w:rPr>
               <w:t>PE</w:t>
             </w:r>
@@ -956,7 +1139,12 @@
           <w:p>
             <w:r>
               <w:rPr>
-                <w:sz w:val="17"/>
+                <w:sz w:val="18"/>
+              </w:rPr>
+            </w:r>
+            <w:r>
+              <w:rPr>
+                <w:sz w:val="18"/>
               </w:rPr>
               <w:t>ASI06, ASI08</w:t>
             </w:r>
@@ -969,7 +1157,12 @@
           <w:p>
             <w:r>
               <w:rPr>
-                <w:sz w:val="17"/>
+                <w:sz w:val="18"/>
+              </w:rPr>
+            </w:r>
+            <w:r>
+              <w:rPr>
+                <w:sz w:val="18"/>
               </w:rPr>
               <w:t>Tier shown with every verdict; evidence quote shown; solvers are pure functions of the store</w:t>
             </w:r>
@@ -984,7 +1177,12 @@
           <w:p>
             <w:r>
               <w:rPr>
-                <w:sz w:val="17"/>
+                <w:sz w:val="18"/>
+              </w:rPr>
+            </w:r>
+            <w:r>
+              <w:rPr>
+                <w:sz w:val="18"/>
               </w:rPr>
               <w:t>S6</w:t>
             </w:r>
@@ -997,7 +1195,12 @@
           <w:p>
             <w:r>
               <w:rPr>
-                <w:sz w:val="17"/>
+                <w:sz w:val="18"/>
+              </w:rPr>
+            </w:r>
+            <w:r>
+              <w:rPr>
+                <w:sz w:val="18"/>
               </w:rPr>
               <w:t>Insurer API output</w:t>
             </w:r>
@@ -1010,7 +1213,12 @@
           <w:p>
             <w:r>
               <w:rPr>
-                <w:sz w:val="17"/>
+                <w:sz w:val="18"/>
+              </w:rPr>
+            </w:r>
+            <w:r>
+              <w:rPr>
+                <w:sz w:val="18"/>
               </w:rPr>
               <w:t>Tool result carries instructions, or another user's record</w:t>
             </w:r>
@@ -1023,7 +1231,12 @@
           <w:p>
             <w:r>
               <w:rPr>
-                <w:sz w:val="17"/>
+                <w:sz w:val="18"/>
+              </w:rPr>
+            </w:r>
+            <w:r>
+              <w:rPr>
+                <w:sz w:val="18"/>
               </w:rPr>
               <w:t>PI, DX</w:t>
             </w:r>
@@ -1036,7 +1249,12 @@
           <w:p>
             <w:r>
               <w:rPr>
-                <w:sz w:val="17"/>
+                <w:sz w:val="18"/>
+              </w:rPr>
+            </w:r>
+            <w:r>
+              <w:rPr>
+                <w:sz w:val="18"/>
               </w:rPr>
               <w:t>ASI02, ASI03, ASI07</w:t>
             </w:r>
@@ -1049,7 +1267,12 @@
           <w:p>
             <w:r>
               <w:rPr>
-                <w:sz w:val="17"/>
+                <w:sz w:val="18"/>
+              </w:rPr>
+            </w:r>
+            <w:r>
+              <w:rPr>
+                <w:sz w:val="18"/>
               </w:rPr>
               <w:t>Results are registry values labelled TOOL; identity binding (R4)</w:t>
             </w:r>
@@ -1064,7 +1287,12 @@
           <w:p>
             <w:r>
               <w:rPr>
-                <w:sz w:val="17"/>
+                <w:sz w:val="18"/>
+              </w:rPr>
+            </w:r>
+            <w:r>
+              <w:rPr>
+                <w:sz w:val="18"/>
               </w:rPr>
               <w:t>S7</w:t>
             </w:r>
@@ -1077,7 +1305,12 @@
           <w:p>
             <w:r>
               <w:rPr>
-                <w:sz w:val="17"/>
+                <w:sz w:val="18"/>
+              </w:rPr>
+            </w:r>
+            <w:r>
+              <w:rPr>
+                <w:sz w:val="18"/>
               </w:rPr>
               <w:t>Session memory</w:t>
             </w:r>
@@ -1090,7 +1323,12 @@
           <w:p>
             <w:r>
               <w:rPr>
-                <w:sz w:val="17"/>
+                <w:sz w:val="18"/>
+              </w:rPr>
+            </w:r>
+            <w:r>
+              <w:rPr>
+                <w:sz w:val="18"/>
               </w:rPr>
               <w:t>Free text carries instructions into later turns</w:t>
             </w:r>
@@ -1103,7 +1341,12 @@
           <w:p>
             <w:r>
               <w:rPr>
-                <w:sz w:val="17"/>
+                <w:sz w:val="18"/>
+              </w:rPr>
+            </w:r>
+            <w:r>
+              <w:rPr>
+                <w:sz w:val="18"/>
               </w:rPr>
               <w:t>PI, IT</w:t>
             </w:r>
@@ -1116,7 +1359,12 @@
           <w:p>
             <w:r>
               <w:rPr>
-                <w:sz w:val="17"/>
+                <w:sz w:val="18"/>
+              </w:rPr>
+            </w:r>
+            <w:r>
+              <w:rPr>
+                <w:sz w:val="18"/>
               </w:rPr>
               <w:t>ASI06</w:t>
             </w:r>
@@ -1129,7 +1377,12 @@
           <w:p>
             <w:r>
               <w:rPr>
-                <w:sz w:val="17"/>
+                <w:sz w:val="18"/>
+              </w:rPr>
+            </w:r>
+            <w:r>
+              <w:rPr>
+                <w:sz w:val="18"/>
               </w:rPr>
               <w:t>Only typed slots persist (R9)</w:t>
             </w:r>
@@ -1144,7 +1397,12 @@
           <w:p>
             <w:r>
               <w:rPr>
-                <w:sz w:val="17"/>
+                <w:sz w:val="18"/>
+              </w:rPr>
+            </w:r>
+            <w:r>
+              <w:rPr>
+                <w:sz w:val="18"/>
               </w:rPr>
               <w:t>S8</w:t>
             </w:r>
@@ -1157,7 +1415,12 @@
           <w:p>
             <w:r>
               <w:rPr>
-                <w:sz w:val="17"/>
+                <w:sz w:val="18"/>
+              </w:rPr>
+            </w:r>
+            <w:r>
+              <w:rPr>
+                <w:sz w:val="18"/>
               </w:rPr>
               <w:t>Tool calling</w:t>
             </w:r>
@@ -1170,7 +1433,12 @@
           <w:p>
             <w:r>
               <w:rPr>
-                <w:sz w:val="17"/>
+                <w:sz w:val="18"/>
+              </w:rPr>
+            </w:r>
+            <w:r>
+              <w:rPr>
+                <w:sz w:val="18"/>
               </w:rPr>
               <w:t>Unknown tool, extra parameters, wrong types</w:t>
             </w:r>
@@ -1183,7 +1451,12 @@
           <w:p>
             <w:r>
               <w:rPr>
-                <w:sz w:val="17"/>
+                <w:sz w:val="18"/>
+              </w:rPr>
+            </w:r>
+            <w:r>
+              <w:rPr>
+                <w:sz w:val="18"/>
               </w:rPr>
               <w:t>PE</w:t>
             </w:r>
@@ -1196,7 +1469,12 @@
           <w:p>
             <w:r>
               <w:rPr>
-                <w:sz w:val="17"/>
+                <w:sz w:val="18"/>
+              </w:rPr>
+            </w:r>
+            <w:r>
+              <w:rPr>
+                <w:sz w:val="18"/>
               </w:rPr>
               <w:t>ASI02, ASI03, ASI05</w:t>
             </w:r>
@@ -1209,7 +1487,12 @@
           <w:p>
             <w:r>
               <w:rPr>
-                <w:sz w:val="17"/>
+                <w:sz w:val="18"/>
+              </w:rPr>
+            </w:r>
+            <w:r>
+              <w:rPr>
+                <w:sz w:val="18"/>
               </w:rPr>
               <w:t>Allow-list and strict schema (R1)</w:t>
             </w:r>
@@ -1224,7 +1507,12 @@
           <w:p>
             <w:r>
               <w:rPr>
-                <w:sz w:val="17"/>
+                <w:sz w:val="18"/>
+              </w:rPr>
+            </w:r>
+            <w:r>
+              <w:rPr>
+                <w:sz w:val="18"/>
               </w:rPr>
               <w:t>S9</w:t>
             </w:r>
@@ -1237,7 +1525,12 @@
           <w:p>
             <w:r>
               <w:rPr>
-                <w:sz w:val="17"/>
+                <w:sz w:val="18"/>
+              </w:rPr>
+            </w:r>
+            <w:r>
+              <w:rPr>
+                <w:sz w:val="18"/>
               </w:rPr>
               <w:t>Output</w:t>
             </w:r>
@@ -1250,7 +1543,12 @@
           <w:p>
             <w:r>
               <w:rPr>
-                <w:sz w:val="17"/>
+                <w:sz w:val="18"/>
+              </w:rPr>
+            </w:r>
+            <w:r>
+              <w:rPr>
+                <w:sz w:val="18"/>
               </w:rPr>
               <w:t>Prompt leak, other users' data, account numbers</w:t>
             </w:r>
@@ -1263,7 +1561,12 @@
           <w:p>
             <w:r>
               <w:rPr>
-                <w:sz w:val="17"/>
+                <w:sz w:val="18"/>
+              </w:rPr>
+            </w:r>
+            <w:r>
+              <w:rPr>
+                <w:sz w:val="18"/>
               </w:rPr>
               <w:t>DX</w:t>
             </w:r>
@@ -1276,7 +1579,12 @@
           <w:p>
             <w:r>
               <w:rPr>
-                <w:sz w:val="17"/>
+                <w:sz w:val="18"/>
+              </w:rPr>
+            </w:r>
+            <w:r>
+              <w:rPr>
+                <w:sz w:val="18"/>
               </w:rPr>
               <w:t>ASI09</w:t>
             </w:r>
@@ -1289,7 +1597,12 @@
           <w:p>
             <w:r>
               <w:rPr>
-                <w:sz w:val="17"/>
+                <w:sz w:val="18"/>
+              </w:rPr>
+            </w:r>
+            <w:r>
+              <w:rPr>
+                <w:sz w:val="18"/>
               </w:rPr>
               <w:t>Output guard (R8)</w:t>
             </w:r>
@@ -1304,7 +1617,12 @@
           <w:p>
             <w:r>
               <w:rPr>
-                <w:sz w:val="17"/>
+                <w:sz w:val="18"/>
+              </w:rPr>
+            </w:r>
+            <w:r>
+              <w:rPr>
+                <w:sz w:val="18"/>
               </w:rPr>
               <w:t>S10</w:t>
             </w:r>
@@ -1317,7 +1635,12 @@
           <w:p>
             <w:r>
               <w:rPr>
-                <w:sz w:val="17"/>
+                <w:sz w:val="18"/>
+              </w:rPr>
+            </w:r>
+            <w:r>
+              <w:rPr>
+                <w:sz w:val="18"/>
               </w:rPr>
               <w:t>The agent loop</w:t>
             </w:r>
@@ -1330,7 +1653,12 @@
           <w:p>
             <w:r>
               <w:rPr>
-                <w:sz w:val="17"/>
+                <w:sz w:val="18"/>
+              </w:rPr>
+            </w:r>
+            <w:r>
+              <w:rPr>
+                <w:sz w:val="18"/>
               </w:rPr>
               <w:t>Repeated submissions, runaway calls</w:t>
             </w:r>
@@ -1343,7 +1671,12 @@
           <w:p>
             <w:r>
               <w:rPr>
-                <w:sz w:val="17"/>
+                <w:sz w:val="18"/>
+              </w:rPr>
+            </w:r>
+            <w:r>
+              <w:rPr>
+                <w:sz w:val="18"/>
               </w:rPr>
               <w:t>RL</w:t>
             </w:r>
@@ -1356,7 +1689,12 @@
           <w:p>
             <w:r>
               <w:rPr>
-                <w:sz w:val="17"/>
+                <w:sz w:val="18"/>
+              </w:rPr>
+            </w:r>
+            <w:r>
+              <w:rPr>
+                <w:sz w:val="18"/>
               </w:rPr>
               <w:t>ASI08, ASI10</w:t>
             </w:r>
@@ -1369,7 +1707,12 @@
           <w:p>
             <w:r>
               <w:rPr>
-                <w:sz w:val="17"/>
+                <w:sz w:val="18"/>
+              </w:rPr>
+            </w:r>
+            <w:r>
+              <w:rPr>
+                <w:sz w:val="18"/>
               </w:rPr>
               <w:t>Limits (R5); circuit breaker and kill switch (R6)</w:t>
             </w:r>
@@ -1384,7 +1727,12 @@
           <w:p>
             <w:r>
               <w:rPr>
-                <w:sz w:val="17"/>
+                <w:sz w:val="18"/>
+              </w:rPr>
+            </w:r>
+            <w:r>
+              <w:rPr>
+                <w:sz w:val="18"/>
               </w:rPr>
               <w:t>S11</w:t>
             </w:r>
@@ -1397,7 +1745,12 @@
           <w:p>
             <w:r>
               <w:rPr>
-                <w:sz w:val="17"/>
+                <w:sz w:val="18"/>
+              </w:rPr>
+            </w:r>
+            <w:r>
+              <w:rPr>
+                <w:sz w:val="18"/>
               </w:rPr>
               <w:t>Entitlement read models</w:t>
             </w:r>
@@ -1410,19 +1763,19 @@
           <w:p>
             <w:r>
               <w:rPr>
-                <w:sz w:val="17"/>
+                <w:sz w:val="18"/>
               </w:rPr>
             </w:r>
             <w:r>
               <w:rPr>
                 <w:rFonts w:ascii="Consolas" w:hAnsi="Consolas"/>
-                <w:sz w:val="17"/>
+                <w:sz w:val="18"/>
               </w:rPr>
               <w:t>/entitlement/*</w:t>
             </w:r>
             <w:r>
               <w:rPr>
-                <w:sz w:val="17"/>
+                <w:sz w:val="18"/>
               </w:rPr>
               <w:t xml:space="preserve"> asked for another user's claim or policy</w:t>
             </w:r>
@@ -1435,7 +1788,12 @@
           <w:p>
             <w:r>
               <w:rPr>
-                <w:sz w:val="17"/>
+                <w:sz w:val="18"/>
+              </w:rPr>
+            </w:r>
+            <w:r>
+              <w:rPr>
+                <w:sz w:val="18"/>
               </w:rPr>
               <w:t>DX</w:t>
             </w:r>
@@ -1448,7 +1806,12 @@
           <w:p>
             <w:r>
               <w:rPr>
-                <w:sz w:val="17"/>
+                <w:sz w:val="18"/>
+              </w:rPr>
+            </w:r>
+            <w:r>
+              <w:rPr>
+                <w:sz w:val="18"/>
               </w:rPr>
               <w:t>ASI03</w:t>
             </w:r>
@@ -1461,7 +1824,12 @@
           <w:p>
             <w:r>
               <w:rPr>
-                <w:sz w:val="17"/>
+                <w:sz w:val="18"/>
+              </w:rPr>
+            </w:r>
+            <w:r>
+              <w:rPr>
+                <w:sz w:val="18"/>
               </w:rPr>
               <w:t>Session-scoped: the adapters read only the signed-in user's own records</w:t>
             </w:r>
@@ -1476,7 +1844,12 @@
           <w:p>
             <w:r>
               <w:rPr>
-                <w:sz w:val="17"/>
+                <w:sz w:val="18"/>
+              </w:rPr>
+            </w:r>
+            <w:r>
+              <w:rPr>
+                <w:sz w:val="18"/>
               </w:rPr>
               <w:t>S12</w:t>
             </w:r>
@@ -1489,7 +1862,12 @@
           <w:p>
             <w:r>
               <w:rPr>
-                <w:sz w:val="17"/>
+                <w:sz w:val="18"/>
+              </w:rPr>
+            </w:r>
+            <w:r>
+              <w:rPr>
+                <w:sz w:val="18"/>
               </w:rPr>
               <w:t>User-uploaded policy document</w:t>
             </w:r>
@@ -1502,7 +1880,12 @@
           <w:p>
             <w:r>
               <w:rPr>
-                <w:sz w:val="17"/>
+                <w:sz w:val="18"/>
+              </w:rPr>
+            </w:r>
+            <w:r>
+              <w:rPr>
+                <w:sz w:val="18"/>
               </w:rPr>
               <w:t>A PDF with hidden text or an injected clause, uploaded as the user's own policy</w:t>
             </w:r>
@@ -1515,7 +1898,12 @@
           <w:p>
             <w:r>
               <w:rPr>
-                <w:sz w:val="17"/>
+                <w:sz w:val="18"/>
+              </w:rPr>
+            </w:r>
+            <w:r>
+              <w:rPr>
+                <w:sz w:val="18"/>
               </w:rPr>
               <w:t>PI, PE</w:t>
             </w:r>
@@ -1528,7 +1916,12 @@
           <w:p>
             <w:r>
               <w:rPr>
-                <w:sz w:val="17"/>
+                <w:sz w:val="18"/>
+              </w:rPr>
+            </w:r>
+            <w:r>
+              <w:rPr>
+                <w:sz w:val="18"/>
               </w:rPr>
               <w:t>ASI01, ASI06</w:t>
             </w:r>
@@ -1541,20 +1934,25 @@
           <w:p>
             <w:r>
               <w:rPr>
-                <w:sz w:val="17"/>
+                <w:sz w:val="18"/>
+              </w:rPr>
+            </w:r>
+            <w:r>
+              <w:rPr>
+                <w:sz w:val="18"/>
               </w:rPr>
               <w:t xml:space="preserve">Hidden-text scan before extraction; closed-schema extraction; the resulting record is tagged </w:t>
             </w:r>
             <w:r>
               <w:rPr>
                 <w:rFonts w:ascii="Consolas" w:hAnsi="Consolas"/>
-                <w:sz w:val="17"/>
+                <w:sz w:val="18"/>
               </w:rPr>
               <w:t>POLICY_DOC_UNVERIFIED</w:t>
             </w:r>
             <w:r>
               <w:rPr>
-                <w:sz w:val="17"/>
+                <w:sz w:val="18"/>
               </w:rPr>
               <w:t>, shown as "Unverified" in the UI, and cannot by itself unlock a T2 or T3 action</w:t>
             </w:r>
@@ -1562,6 +1960,7 @@
         </w:tc>
       </w:tr>
     </w:tbl>
+    <w:p/>
     <w:p>
       <w:r>
         <w:t>Not applicable by construction: ASI05 (no code execution tool exists) and ASI07 (no agent-to-agent messages).</w:t>
@@ -1569,9 +1968,12 @@
     </w:p>
     <w:p>
       <w:pPr>
-        <w:pStyle w:val="Heading2"/>
+        <w:pStyle w:val="Heading1"/>
       </w:pPr>
       <w:r>
+        <w:rPr>
+          <w:color w:val="14213D"/>
+        </w:rPr>
         <w:t>3. Permission tiers and where they are enforced</w:t>
       </w:r>
     </w:p>
@@ -1597,7 +1999,13 @@
             <w:r>
               <w:rPr>
                 <w:b/>
-                <w:sz w:val="17"/>
+                <w:sz w:val="18"/>
+              </w:rPr>
+            </w:r>
+            <w:r>
+              <w:rPr>
+                <w:b/>
+                <w:sz w:val="18"/>
               </w:rPr>
               <w:t>Tier</w:t>
             </w:r>
@@ -1611,7 +2019,13 @@
             <w:r>
               <w:rPr>
                 <w:b/>
-                <w:sz w:val="17"/>
+                <w:sz w:val="18"/>
+              </w:rPr>
+            </w:r>
+            <w:r>
+              <w:rPr>
+                <w:b/>
+                <w:sz w:val="18"/>
               </w:rPr>
               <w:t>Tools (</w:t>
             </w:r>
@@ -1619,14 +2033,14 @@
               <w:rPr>
                 <w:rFonts w:ascii="Consolas" w:hAnsi="Consolas"/>
                 <w:b/>
-                <w:sz w:val="17"/>
+                <w:sz w:val="18"/>
               </w:rPr>
               <w:t>security/registry.py</w:t>
             </w:r>
             <w:r>
               <w:rPr>
                 <w:b/>
-                <w:sz w:val="17"/>
+                <w:sz w:val="18"/>
               </w:rPr>
               <w:t>)</w:t>
             </w:r>
@@ -1640,7 +2054,13 @@
             <w:r>
               <w:rPr>
                 <w:b/>
-                <w:sz w:val="17"/>
+                <w:sz w:val="18"/>
+              </w:rPr>
+            </w:r>
+            <w:r>
+              <w:rPr>
+                <w:b/>
+                <w:sz w:val="18"/>
               </w:rPr>
               <w:t>Rule</w:t>
             </w:r>
@@ -1654,7 +2074,13 @@
             <w:r>
               <w:rPr>
                 <w:b/>
-                <w:sz w:val="17"/>
+                <w:sz w:val="18"/>
+              </w:rPr>
+            </w:r>
+            <w:r>
+              <w:rPr>
+                <w:b/>
+                <w:sz w:val="18"/>
               </w:rPr>
               <w:t>Code</w:t>
             </w:r>
@@ -1668,7 +2094,13 @@
             <w:r>
               <w:rPr>
                 <w:b/>
-                <w:sz w:val="17"/>
+                <w:sz w:val="18"/>
+              </w:rPr>
+            </w:r>
+            <w:r>
+              <w:rPr>
+                <w:b/>
+                <w:sz w:val="18"/>
               </w:rPr>
               <w:t>Tests</w:t>
             </w:r>
@@ -1683,7 +2115,12 @@
           <w:p>
             <w:r>
               <w:rPr>
-                <w:sz w:val="17"/>
+                <w:sz w:val="18"/>
+              </w:rPr>
+            </w:r>
+            <w:r>
+              <w:rPr>
+                <w:sz w:val="18"/>
               </w:rPr>
               <w:t>T0 read own data</w:t>
             </w:r>
@@ -1696,60 +2133,55 @@
           <w:p>
             <w:r>
               <w:rPr>
-                <w:sz w:val="17"/>
+                <w:sz w:val="18"/>
               </w:rPr>
             </w:r>
             <w:r>
               <w:rPr>
                 <w:rFonts w:ascii="Consolas" w:hAnsi="Consolas"/>
-                <w:sz w:val="17"/>
+                <w:sz w:val="18"/>
               </w:rPr>
               <w:t>get_my_policies</w:t>
             </w:r>
             <w:r>
               <w:rPr>
-                <w:sz w:val="17"/>
+                <w:sz w:val="18"/>
               </w:rPr>
               <w:t xml:space="preserve">, </w:t>
             </w:r>
             <w:r>
               <w:rPr>
                 <w:rFonts w:ascii="Consolas" w:hAnsi="Consolas"/>
-                <w:sz w:val="17"/>
+                <w:sz w:val="18"/>
               </w:rPr>
               <w:t>get_policy_clause</w:t>
             </w:r>
             <w:r>
               <w:rPr>
-                <w:sz w:val="17"/>
+                <w:sz w:val="18"/>
               </w:rPr>
               <w:t xml:space="preserve">, </w:t>
             </w:r>
             <w:r>
               <w:rPr>
                 <w:rFonts w:ascii="Consolas" w:hAnsi="Consolas"/>
-                <w:sz w:val="17"/>
+                <w:sz w:val="18"/>
               </w:rPr>
               <w:t>get_claim_status</w:t>
             </w:r>
             <w:r>
               <w:rPr>
-                <w:sz w:val="17"/>
+                <w:sz w:val="18"/>
               </w:rPr>
               <w:t xml:space="preserve">, </w:t>
             </w:r>
             <w:r>
               <w:rPr>
                 <w:rFonts w:ascii="Consolas" w:hAnsi="Consolas"/>
-                <w:sz w:val="17"/>
+                <w:sz w:val="18"/>
               </w:rPr>
               <w:t>get_payment_status</w:t>
             </w:r>
-            <w:r>
-              <w:rPr>
-                <w:sz w:val="17"/>
-              </w:rPr>
-            </w:r>
           </w:p>
         </w:tc>
         <w:tc>
@@ -1759,7 +2191,12 @@
           <w:p>
             <w:r>
               <w:rPr>
-                <w:sz w:val="17"/>
+                <w:sz w:val="18"/>
+              </w:rPr>
+            </w:r>
+            <w:r>
+              <w:rPr>
+                <w:sz w:val="18"/>
               </w:rPr>
               <w:t>Ids checked against the user's own set (R4)</w:t>
             </w:r>
@@ -1772,19 +2209,19 @@
           <w:p>
             <w:r>
               <w:rPr>
-                <w:sz w:val="17"/>
+                <w:sz w:val="18"/>
               </w:rPr>
             </w:r>
             <w:r>
               <w:rPr>
                 <w:rFonts w:ascii="Consolas" w:hAnsi="Consolas"/>
-                <w:sz w:val="17"/>
+                <w:sz w:val="18"/>
               </w:rPr>
               <w:t>pep.py</w:t>
             </w:r>
             <w:r>
               <w:rPr>
-                <w:sz w:val="17"/>
+                <w:sz w:val="18"/>
               </w:rPr>
               <w:t xml:space="preserve"> ownership block</w:t>
             </w:r>
@@ -1797,33 +2234,28 @@
           <w:p>
             <w:r>
               <w:rPr>
-                <w:sz w:val="17"/>
+                <w:sz w:val="18"/>
               </w:rPr>
             </w:r>
             <w:r>
               <w:rPr>
                 <w:rFonts w:ascii="Consolas" w:hAnsi="Consolas"/>
-                <w:sz w:val="17"/>
+                <w:sz w:val="18"/>
               </w:rPr>
               <w:t>tests/test_security.py::test_cross_tenant_policy_denied</w:t>
             </w:r>
             <w:r>
               <w:rPr>
-                <w:sz w:val="17"/>
+                <w:sz w:val="18"/>
               </w:rPr>
               <w:t xml:space="preserve">, </w:t>
             </w:r>
             <w:r>
               <w:rPr>
                 <w:rFonts w:ascii="Consolas" w:hAnsi="Consolas"/>
-                <w:sz w:val="17"/>
+                <w:sz w:val="18"/>
               </w:rPr>
               <w:t>tests/test_sandbox_api.py::test_household_scope_for_santoso</w:t>
-            </w:r>
-            <w:r>
-              <w:rPr>
-                <w:sz w:val="17"/>
-              </w:rPr>
             </w:r>
           </w:p>
         </w:tc>
@@ -1836,7 +2268,12 @@
           <w:p>
             <w:r>
               <w:rPr>
-                <w:sz w:val="17"/>
+                <w:sz w:val="18"/>
+              </w:rPr>
+            </w:r>
+            <w:r>
+              <w:rPr>
+                <w:sz w:val="18"/>
               </w:rPr>
               <w:t>T1 compute or draft</w:t>
             </w:r>
@@ -1849,112 +2286,107 @@
           <w:p>
             <w:r>
               <w:rPr>
-                <w:sz w:val="17"/>
+                <w:sz w:val="18"/>
               </w:rPr>
             </w:r>
             <w:r>
               <w:rPr>
                 <w:rFonts w:ascii="Consolas" w:hAnsi="Consolas"/>
-                <w:sz w:val="17"/>
+                <w:sz w:val="18"/>
               </w:rPr>
               <w:t>check_coverage</w:t>
             </w:r>
             <w:r>
               <w:rPr>
-                <w:sz w:val="17"/>
+                <w:sz w:val="18"/>
               </w:rPr>
               <w:t xml:space="preserve">, </w:t>
             </w:r>
             <w:r>
               <w:rPr>
                 <w:rFonts w:ascii="Consolas" w:hAnsi="Consolas"/>
-                <w:sz w:val="17"/>
+                <w:sz w:val="18"/>
               </w:rPr>
               <w:t>gap_analysis</w:t>
             </w:r>
             <w:r>
               <w:rPr>
-                <w:sz w:val="17"/>
+                <w:sz w:val="18"/>
               </w:rPr>
               <w:t xml:space="preserve">, </w:t>
             </w:r>
             <w:r>
               <w:rPr>
                 <w:rFonts w:ascii="Consolas" w:hAnsi="Consolas"/>
-                <w:sz w:val="17"/>
+                <w:sz w:val="18"/>
               </w:rPr>
               <w:t>claim_readiness</w:t>
             </w:r>
             <w:r>
               <w:rPr>
-                <w:sz w:val="17"/>
+                <w:sz w:val="18"/>
               </w:rPr>
               <w:t xml:space="preserve">, </w:t>
             </w:r>
             <w:r>
               <w:rPr>
                 <w:rFonts w:ascii="Consolas" w:hAnsi="Consolas"/>
-                <w:sz w:val="17"/>
+                <w:sz w:val="18"/>
               </w:rPr>
               <w:t>cob_plan</w:t>
             </w:r>
             <w:r>
               <w:rPr>
-                <w:sz w:val="17"/>
+                <w:sz w:val="18"/>
               </w:rPr>
               <w:t xml:space="preserve">, </w:t>
             </w:r>
             <w:r>
               <w:rPr>
                 <w:rFonts w:ascii="Consolas" w:hAnsi="Consolas"/>
-                <w:sz w:val="17"/>
+                <w:sz w:val="18"/>
               </w:rPr>
               <w:t>draft_claim</w:t>
             </w:r>
             <w:r>
               <w:rPr>
-                <w:sz w:val="17"/>
+                <w:sz w:val="18"/>
               </w:rPr>
               <w:t xml:space="preserve">, </w:t>
             </w:r>
             <w:r>
               <w:rPr>
                 <w:rFonts w:ascii="Consolas" w:hAnsi="Consolas"/>
-                <w:sz w:val="17"/>
+                <w:sz w:val="18"/>
               </w:rPr>
               <w:t>estimate_payout</w:t>
             </w:r>
             <w:r>
               <w:rPr>
-                <w:sz w:val="17"/>
+                <w:sz w:val="18"/>
               </w:rPr>
               <w:t xml:space="preserve">, </w:t>
             </w:r>
             <w:r>
               <w:rPr>
                 <w:rFonts w:ascii="Consolas" w:hAnsi="Consolas"/>
-                <w:sz w:val="17"/>
+                <w:sz w:val="18"/>
               </w:rPr>
               <w:t>extract_document</w:t>
             </w:r>
             <w:r>
               <w:rPr>
-                <w:sz w:val="17"/>
+                <w:sz w:val="18"/>
               </w:rPr>
               <w:t xml:space="preserve">, </w:t>
             </w:r>
             <w:r>
               <w:rPr>
                 <w:rFonts w:ascii="Consolas" w:hAnsi="Consolas"/>
-                <w:sz w:val="17"/>
+                <w:sz w:val="18"/>
               </w:rPr>
               <w:t>POST /policies/upload</w:t>
             </w:r>
-            <w:r>
-              <w:rPr>
-                <w:sz w:val="17"/>
-              </w:rPr>
-            </w:r>
           </w:p>
         </w:tc>
         <w:tc>
@@ -1964,20 +2396,25 @@
           <w:p>
             <w:r>
               <w:rPr>
-                <w:sz w:val="17"/>
+                <w:sz w:val="18"/>
+              </w:rPr>
+            </w:r>
+            <w:r>
+              <w:rPr>
+                <w:sz w:val="18"/>
               </w:rPr>
               <w:t xml:space="preserve">No side effects outside the session; results labelled TOOL; an uploaded policy is tagged </w:t>
             </w:r>
             <w:r>
               <w:rPr>
                 <w:rFonts w:ascii="Consolas" w:hAnsi="Consolas"/>
-                <w:sz w:val="17"/>
+                <w:sz w:val="18"/>
               </w:rPr>
               <w:t>POLICY_DOC_UNVERIFIED</w:t>
             </w:r>
             <w:r>
               <w:rPr>
-                <w:sz w:val="17"/>
+                <w:sz w:val="18"/>
               </w:rPr>
               <w:t xml:space="preserve"> and persisted to the uploader's own account only</w:t>
             </w:r>
@@ -1990,47 +2427,42 @@
           <w:p>
             <w:r>
               <w:rPr>
-                <w:sz w:val="17"/>
+                <w:sz w:val="18"/>
               </w:rPr>
             </w:r>
             <w:r>
               <w:rPr>
                 <w:rFonts w:ascii="Consolas" w:hAnsi="Consolas"/>
-                <w:sz w:val="17"/>
+                <w:sz w:val="18"/>
               </w:rPr>
               <w:t>registry.py</w:t>
             </w:r>
             <w:r>
               <w:rPr>
-                <w:sz w:val="17"/>
+                <w:sz w:val="18"/>
               </w:rPr>
               <w:t xml:space="preserve">, </w:t>
             </w:r>
             <w:r>
               <w:rPr>
                 <w:rFonts w:ascii="Consolas" w:hAnsi="Consolas"/>
-                <w:sz w:val="17"/>
+                <w:sz w:val="18"/>
               </w:rPr>
               <w:t>sandbox/tools.py</w:t>
             </w:r>
             <w:r>
               <w:rPr>
-                <w:sz w:val="17"/>
+                <w:sz w:val="18"/>
               </w:rPr>
               <w:t xml:space="preserve">, </w:t>
             </w:r>
             <w:r>
               <w:rPr>
                 <w:rFonts w:ascii="Consolas" w:hAnsi="Consolas"/>
-                <w:sz w:val="17"/>
+                <w:sz w:val="18"/>
               </w:rPr>
               <w:t>sandbox/api.py</w:t>
             </w:r>
-            <w:r>
-              <w:rPr>
-                <w:sz w:val="17"/>
-              </w:rPr>
-            </w:r>
           </w:p>
         </w:tc>
         <w:tc>
@@ -2040,59 +2472,54 @@
           <w:p>
             <w:r>
               <w:rPr>
-                <w:sz w:val="17"/>
+                <w:sz w:val="18"/>
               </w:rPr>
             </w:r>
             <w:r>
               <w:rPr>
                 <w:rFonts w:ascii="Consolas" w:hAnsi="Consolas"/>
-                <w:sz w:val="17"/>
+                <w:sz w:val="18"/>
               </w:rPr>
               <w:t>tests/test_portfolio.py</w:t>
             </w:r>
             <w:r>
               <w:rPr>
-                <w:sz w:val="17"/>
+                <w:sz w:val="18"/>
               </w:rPr>
               <w:t xml:space="preserve">, </w:t>
             </w:r>
             <w:r>
               <w:rPr>
                 <w:rFonts w:ascii="Consolas" w:hAnsi="Consolas"/>
-                <w:sz w:val="17"/>
+                <w:sz w:val="18"/>
               </w:rPr>
               <w:t>tests/test_sandbox_api.py::test_t1_portfolio_tools_report_pending_or_work</w:t>
             </w:r>
             <w:r>
               <w:rPr>
-                <w:sz w:val="17"/>
+                <w:sz w:val="18"/>
               </w:rPr>
               <w:t xml:space="preserve">, </w:t>
             </w:r>
             <w:r>
               <w:rPr>
                 <w:rFonts w:ascii="Consolas" w:hAnsi="Consolas"/>
-                <w:sz w:val="17"/>
+                <w:sz w:val="18"/>
               </w:rPr>
               <w:t>tests/test_entitlement_api.py</w:t>
             </w:r>
             <w:r>
               <w:rPr>
-                <w:sz w:val="17"/>
+                <w:sz w:val="18"/>
               </w:rPr>
               <w:t xml:space="preserve">, </w:t>
             </w:r>
             <w:r>
               <w:rPr>
                 <w:rFonts w:ascii="Consolas" w:hAnsi="Consolas"/>
-                <w:sz w:val="17"/>
+                <w:sz w:val="18"/>
               </w:rPr>
               <w:t>tests/test_sandbox_api.py::test_upload_my_policy_live_extraction</w:t>
-            </w:r>
-            <w:r>
-              <w:rPr>
-                <w:sz w:val="17"/>
-              </w:rPr>
             </w:r>
           </w:p>
         </w:tc>
@@ -2105,7 +2532,12 @@
           <w:p>
             <w:r>
               <w:rPr>
-                <w:sz w:val="17"/>
+                <w:sz w:val="18"/>
+              </w:rPr>
+            </w:r>
+            <w:r>
+              <w:rPr>
+                <w:sz w:val="18"/>
               </w:rPr>
               <w:t>T2 submit</w:t>
             </w:r>
@@ -2118,46 +2550,54 @@
           <w:p>
             <w:r>
               <w:rPr>
-                <w:sz w:val="17"/>
+                <w:sz w:val="18"/>
               </w:rPr>
             </w:r>
             <w:r>
               <w:rPr>
                 <w:rFonts w:ascii="Consolas" w:hAnsi="Consolas"/>
-                <w:sz w:val="17"/>
+                <w:sz w:val="18"/>
               </w:rPr>
               <w:t>submit_claim</w:t>
             </w:r>
             <w:r>
               <w:rPr>
-                <w:sz w:val="17"/>
+                <w:sz w:val="18"/>
               </w:rPr>
               <w:t xml:space="preserve">, </w:t>
             </w:r>
             <w:r>
               <w:rPr>
                 <w:rFonts w:ascii="Consolas" w:hAnsi="Consolas"/>
-                <w:sz w:val="17"/>
+                <w:sz w:val="18"/>
               </w:rPr>
               <w:t>attach_document</w:t>
             </w:r>
             <w:r>
               <w:rPr>
-                <w:sz w:val="17"/>
+                <w:sz w:val="18"/>
               </w:rPr>
               <w:t xml:space="preserve">, </w:t>
             </w:r>
             <w:r>
               <w:rPr>
                 <w:rFonts w:ascii="Consolas" w:hAnsi="Consolas"/>
-                <w:sz w:val="17"/>
+                <w:sz w:val="18"/>
               </w:rPr>
               <w:t>schedule_callback</w:t>
             </w:r>
             <w:r>
               <w:rPr>
-                <w:sz w:val="17"/>
-              </w:rPr>
+                <w:sz w:val="18"/>
+              </w:rPr>
+              <w:t xml:space="preserve">, </w:t>
+            </w:r>
+            <w:r>
+              <w:rPr>
+                <w:rFonts w:ascii="Consolas" w:hAnsi="Consolas"/>
+                <w:sz w:val="18"/>
+              </w:rPr>
+              <w:t>file_appeal</w:t>
             </w:r>
           </w:p>
         </w:tc>
@@ -2168,20 +2608,25 @@
           <w:p>
             <w:r>
               <w:rPr>
-                <w:sz w:val="17"/>
+                <w:sz w:val="18"/>
+              </w:rPr>
+            </w:r>
+            <w:r>
+              <w:rPr>
+                <w:sz w:val="18"/>
               </w:rPr>
               <w:t xml:space="preserve">Arguments must be registry handles with allowed labels (R2); server nonce from a UI click (R7); at most 1 </w:t>
             </w:r>
             <w:r>
               <w:rPr>
                 <w:rFonts w:ascii="Consolas" w:hAnsi="Consolas"/>
-                <w:sz w:val="17"/>
+                <w:sz w:val="18"/>
               </w:rPr>
               <w:t>submit_claim</w:t>
             </w:r>
             <w:r>
               <w:rPr>
-                <w:sz w:val="17"/>
+                <w:sz w:val="18"/>
               </w:rPr>
               <w:t xml:space="preserve"> and 3 T2 calls per session (R5)</w:t>
             </w:r>
@@ -2194,34 +2639,29 @@
           <w:p>
             <w:r>
               <w:rPr>
-                <w:sz w:val="17"/>
+                <w:sz w:val="18"/>
               </w:rPr>
             </w:r>
             <w:r>
               <w:rPr>
                 <w:rFonts w:ascii="Consolas" w:hAnsi="Consolas"/>
-                <w:sz w:val="17"/>
+                <w:sz w:val="18"/>
               </w:rPr>
               <w:t>pep.py</w:t>
             </w:r>
             <w:r>
               <w:rPr>
-                <w:sz w:val="17"/>
+                <w:sz w:val="18"/>
               </w:rPr>
               <w:t xml:space="preserve">, </w:t>
             </w:r>
             <w:r>
               <w:rPr>
                 <w:rFonts w:ascii="Consolas" w:hAnsi="Consolas"/>
-                <w:sz w:val="17"/>
+                <w:sz w:val="18"/>
               </w:rPr>
               <w:t>nonce.py</w:t>
             </w:r>
-            <w:r>
-              <w:rPr>
-                <w:sz w:val="17"/>
-              </w:rPr>
-            </w:r>
           </w:p>
         </w:tc>
         <w:tc>
@@ -2231,124 +2671,119 @@
           <w:p>
             <w:r>
               <w:rPr>
-                <w:sz w:val="17"/>
+                <w:sz w:val="18"/>
               </w:rPr>
             </w:r>
             <w:r>
               <w:rPr>
                 <w:rFonts w:ascii="Consolas" w:hAnsi="Consolas"/>
-                <w:sz w:val="17"/>
+                <w:sz w:val="18"/>
               </w:rPr>
               <w:t>test_t2_without_nonce_is_denied</w:t>
             </w:r>
             <w:r>
               <w:rPr>
-                <w:sz w:val="17"/>
+                <w:sz w:val="18"/>
               </w:rPr>
               <w:t xml:space="preserve">, </w:t>
             </w:r>
             <w:r>
               <w:rPr>
                 <w:rFonts w:ascii="Consolas" w:hAnsi="Consolas"/>
-                <w:sz w:val="17"/>
+                <w:sz w:val="18"/>
               </w:rPr>
               <w:t>test_literal_arg_in_t2_is_denied</w:t>
             </w:r>
             <w:r>
               <w:rPr>
-                <w:sz w:val="17"/>
+                <w:sz w:val="18"/>
               </w:rPr>
               <w:t xml:space="preserve">, </w:t>
             </w:r>
             <w:r>
               <w:rPr>
                 <w:rFonts w:ascii="Consolas" w:hAnsi="Consolas"/>
-                <w:sz w:val="17"/>
+                <w:sz w:val="18"/>
               </w:rPr>
               <w:t>test_tainted_arg_until_user_confirms</w:t>
             </w:r>
             <w:r>
               <w:rPr>
-                <w:sz w:val="17"/>
+                <w:sz w:val="18"/>
               </w:rPr>
               <w:t xml:space="preserve">, </w:t>
             </w:r>
             <w:r>
               <w:rPr>
                 <w:rFonts w:ascii="Consolas" w:hAnsi="Consolas"/>
-                <w:sz w:val="17"/>
+                <w:sz w:val="18"/>
               </w:rPr>
               <w:t>test_t2_with_valid_nonce_is_allowed_and_bound</w:t>
             </w:r>
             <w:r>
               <w:rPr>
-                <w:sz w:val="17"/>
+                <w:sz w:val="18"/>
               </w:rPr>
               <w:t xml:space="preserve">, </w:t>
             </w:r>
             <w:r>
               <w:rPr>
                 <w:rFonts w:ascii="Consolas" w:hAnsi="Consolas"/>
-                <w:sz w:val="17"/>
+                <w:sz w:val="18"/>
               </w:rPr>
               <w:t>test_nonce_cannot_be_replayed_for_second_call</w:t>
             </w:r>
             <w:r>
               <w:rPr>
-                <w:sz w:val="17"/>
+                <w:sz w:val="18"/>
               </w:rPr>
               <w:t xml:space="preserve">, </w:t>
             </w:r>
             <w:r>
               <w:rPr>
                 <w:rFonts w:ascii="Consolas" w:hAnsi="Consolas"/>
-                <w:sz w:val="17"/>
+                <w:sz w:val="18"/>
               </w:rPr>
               <w:t>test_nonce_single_use_and_ttl</w:t>
             </w:r>
             <w:r>
               <w:rPr>
-                <w:sz w:val="17"/>
+                <w:sz w:val="18"/>
               </w:rPr>
               <w:t xml:space="preserve">, </w:t>
             </w:r>
             <w:r>
               <w:rPr>
                 <w:rFonts w:ascii="Consolas" w:hAnsi="Consolas"/>
-                <w:sz w:val="17"/>
+                <w:sz w:val="18"/>
               </w:rPr>
               <w:t>test_second_submit_claim_is_rate_limited</w:t>
             </w:r>
             <w:r>
               <w:rPr>
-                <w:sz w:val="17"/>
+                <w:sz w:val="18"/>
               </w:rPr>
               <w:t xml:space="preserve">, </w:t>
             </w:r>
             <w:r>
               <w:rPr>
                 <w:rFonts w:ascii="Consolas" w:hAnsi="Consolas"/>
-                <w:sz w:val="17"/>
+                <w:sz w:val="18"/>
               </w:rPr>
               <w:t>test_t2_call_budget</w:t>
             </w:r>
             <w:r>
               <w:rPr>
-                <w:sz w:val="17"/>
+                <w:sz w:val="18"/>
               </w:rPr>
               <w:t xml:space="preserve">, </w:t>
             </w:r>
             <w:r>
               <w:rPr>
                 <w:rFonts w:ascii="Consolas" w:hAnsi="Consolas"/>
-                <w:sz w:val="17"/>
+                <w:sz w:val="18"/>
               </w:rPr>
               <w:t>tests/test_sandbox_api.py::test_claim_flow_requires_confirmation</w:t>
-            </w:r>
-            <w:r>
-              <w:rPr>
-                <w:sz w:val="17"/>
-              </w:rPr>
             </w:r>
           </w:p>
         </w:tc>
@@ -2361,7 +2796,12 @@
           <w:p>
             <w:r>
               <w:rPr>
-                <w:sz w:val="17"/>
+                <w:sz w:val="18"/>
+              </w:rPr>
+            </w:r>
+            <w:r>
+              <w:rPr>
+                <w:sz w:val="18"/>
               </w:rPr>
               <w:t>T3 money or identity</w:t>
             </w:r>
@@ -2374,19 +2814,19 @@
           <w:p>
             <w:r>
               <w:rPr>
-                <w:sz w:val="17"/>
+                <w:sz w:val="18"/>
               </w:rPr>
             </w:r>
             <w:r>
               <w:rPr>
                 <w:rFonts w:ascii="Consolas" w:hAnsi="Consolas"/>
-                <w:sz w:val="17"/>
+                <w:sz w:val="18"/>
               </w:rPr>
               <w:t>create_account_change_request</w:t>
             </w:r>
             <w:r>
               <w:rPr>
-                <w:sz w:val="17"/>
+                <w:sz w:val="18"/>
               </w:rPr>
               <w:t xml:space="preserve"> (ticket only)</w:t>
             </w:r>
@@ -2399,7 +2839,12 @@
           <w:p>
             <w:r>
               <w:rPr>
-                <w:sz w:val="17"/>
+                <w:sz w:val="18"/>
+              </w:rPr>
+            </w:r>
+            <w:r>
+              <w:rPr>
+                <w:sz w:val="18"/>
               </w:rPr>
               <w:t>Never executed by the agent. Input only from a user-typed form (label USER). One ticket per 24 h. Sensitive fields never from DOC, LLM or TOOL labels, even if confirmed (R3)</w:t>
             </w:r>
@@ -2412,34 +2857,29 @@
           <w:p>
             <w:r>
               <w:rPr>
-                <w:sz w:val="17"/>
+                <w:sz w:val="18"/>
               </w:rPr>
             </w:r>
             <w:r>
               <w:rPr>
                 <w:rFonts w:ascii="Consolas" w:hAnsi="Consolas"/>
-                <w:sz w:val="17"/>
+                <w:sz w:val="18"/>
               </w:rPr>
               <w:t>registry.py</w:t>
             </w:r>
             <w:r>
               <w:rPr>
-                <w:sz w:val="17"/>
+                <w:sz w:val="18"/>
               </w:rPr>
               <w:t xml:space="preserve"> (assertion at import), </w:t>
             </w:r>
             <w:r>
               <w:rPr>
                 <w:rFonts w:ascii="Consolas" w:hAnsi="Consolas"/>
-                <w:sz w:val="17"/>
+                <w:sz w:val="18"/>
               </w:rPr>
               <w:t>pep.py</w:t>
             </w:r>
-            <w:r>
-              <w:rPr>
-                <w:sz w:val="17"/>
-              </w:rPr>
-            </w:r>
           </w:p>
         </w:tc>
         <w:tc>
@@ -2449,77 +2889,73 @@
           <w:p>
             <w:r>
               <w:rPr>
-                <w:sz w:val="17"/>
+                <w:sz w:val="18"/>
               </w:rPr>
             </w:r>
             <w:r>
               <w:rPr>
                 <w:rFonts w:ascii="Consolas" w:hAnsi="Consolas"/>
-                <w:sz w:val="17"/>
+                <w:sz w:val="18"/>
               </w:rPr>
               <w:t>test_registry_has_no_money_or_approval_tools</w:t>
             </w:r>
             <w:r>
               <w:rPr>
-                <w:sz w:val="17"/>
+                <w:sz w:val="18"/>
               </w:rPr>
               <w:t xml:space="preserve">, </w:t>
             </w:r>
             <w:r>
               <w:rPr>
                 <w:rFonts w:ascii="Consolas" w:hAnsi="Consolas"/>
-                <w:sz w:val="17"/>
+                <w:sz w:val="18"/>
               </w:rPr>
               <w:t>test_sensitive_field_never_from_untrusted</w:t>
             </w:r>
             <w:r>
               <w:rPr>
-                <w:sz w:val="17"/>
+                <w:sz w:val="18"/>
               </w:rPr>
               <w:t xml:space="preserve">, </w:t>
             </w:r>
             <w:r>
               <w:rPr>
                 <w:rFonts w:ascii="Consolas" w:hAnsi="Consolas"/>
-                <w:sz w:val="17"/>
+                <w:sz w:val="18"/>
               </w:rPr>
               <w:t>test_t3_ticket_from_user_form_is_allowed_once</w:t>
             </w:r>
             <w:r>
               <w:rPr>
-                <w:sz w:val="17"/>
+                <w:sz w:val="18"/>
               </w:rPr>
               <w:t xml:space="preserve">, </w:t>
             </w:r>
             <w:r>
               <w:rPr>
                 <w:rFonts w:ascii="Consolas" w:hAnsi="Consolas"/>
-                <w:sz w:val="17"/>
+                <w:sz w:val="18"/>
               </w:rPr>
               <w:t>tests/test_agent_loop.py::test_t3_never_executed_ticket_offered</w:t>
             </w:r>
             <w:r>
               <w:rPr>
-                <w:sz w:val="17"/>
+                <w:sz w:val="18"/>
               </w:rPr>
               <w:t xml:space="preserve">, </w:t>
             </w:r>
             <w:r>
               <w:rPr>
                 <w:rFonts w:ascii="Consolas" w:hAnsi="Consolas"/>
-                <w:sz w:val="17"/>
+                <w:sz w:val="18"/>
               </w:rPr>
               <w:t>tests/test_sandbox_api.py::test_t3_ticket_only_from_form</w:t>
-            </w:r>
-            <w:r>
-              <w:rPr>
-                <w:sz w:val="17"/>
-              </w:rPr>
             </w:r>
           </w:p>
         </w:tc>
       </w:tr>
     </w:tbl>
+    <w:p/>
     <w:p>
       <w:r>
         <w:t xml:space="preserve">Other rules, all in </w:t>
@@ -2555,7 +2991,13 @@
             <w:r>
               <w:rPr>
                 <w:b/>
-                <w:sz w:val="17"/>
+                <w:sz w:val="18"/>
+              </w:rPr>
+            </w:r>
+            <w:r>
+              <w:rPr>
+                <w:b/>
+                <w:sz w:val="18"/>
               </w:rPr>
               <w:t>Rule</w:t>
             </w:r>
@@ -2569,7 +3011,13 @@
             <w:r>
               <w:rPr>
                 <w:b/>
-                <w:sz w:val="17"/>
+                <w:sz w:val="18"/>
+              </w:rPr>
+            </w:r>
+            <w:r>
+              <w:rPr>
+                <w:b/>
+                <w:sz w:val="18"/>
               </w:rPr>
               <w:t>Check</w:t>
             </w:r>
@@ -2583,7 +3031,13 @@
             <w:r>
               <w:rPr>
                 <w:b/>
-                <w:sz w:val="17"/>
+                <w:sz w:val="18"/>
+              </w:rPr>
+            </w:r>
+            <w:r>
+              <w:rPr>
+                <w:b/>
+                <w:sz w:val="18"/>
               </w:rPr>
               <w:t>Tests</w:t>
             </w:r>
@@ -2598,7 +3052,12 @@
           <w:p>
             <w:r>
               <w:rPr>
-                <w:sz w:val="17"/>
+                <w:sz w:val="18"/>
+              </w:rPr>
+            </w:r>
+            <w:r>
+              <w:rPr>
+                <w:sz w:val="18"/>
               </w:rPr>
               <w:t>R1</w:t>
             </w:r>
@@ -2611,20 +3070,25 @@
           <w:p>
             <w:r>
               <w:rPr>
-                <w:sz w:val="17"/>
+                <w:sz w:val="18"/>
+              </w:rPr>
+            </w:r>
+            <w:r>
+              <w:rPr>
+                <w:sz w:val="18"/>
               </w:rPr>
               <w:t>Tool must be in the registry; arguments pass a strict schema (</w:t>
             </w:r>
             <w:r>
               <w:rPr>
                 <w:rFonts w:ascii="Consolas" w:hAnsi="Consolas"/>
-                <w:sz w:val="17"/>
+                <w:sz w:val="18"/>
               </w:rPr>
               <w:t>extra="forbid"</w:t>
             </w:r>
             <w:r>
               <w:rPr>
-                <w:sz w:val="17"/>
+                <w:sz w:val="18"/>
               </w:rPr>
               <w:t>)</w:t>
             </w:r>
@@ -2637,33 +3101,28 @@
           <w:p>
             <w:r>
               <w:rPr>
-                <w:sz w:val="17"/>
+                <w:sz w:val="18"/>
               </w:rPr>
             </w:r>
             <w:r>
               <w:rPr>
                 <w:rFonts w:ascii="Consolas" w:hAnsi="Consolas"/>
-                <w:sz w:val="17"/>
+                <w:sz w:val="18"/>
               </w:rPr>
               <w:t>test_pep_rejects_unknown_tool</w:t>
             </w:r>
             <w:r>
               <w:rPr>
-                <w:sz w:val="17"/>
+                <w:sz w:val="18"/>
               </w:rPr>
               <w:t xml:space="preserve">, </w:t>
             </w:r>
             <w:r>
               <w:rPr>
                 <w:rFonts w:ascii="Consolas" w:hAnsi="Consolas"/>
-                <w:sz w:val="17"/>
+                <w:sz w:val="18"/>
               </w:rPr>
               <w:t>test_pep_rejects_extra_fields</w:t>
-            </w:r>
-            <w:r>
-              <w:rPr>
-                <w:sz w:val="17"/>
-              </w:rPr>
             </w:r>
           </w:p>
         </w:tc>
@@ -2676,7 +3135,12 @@
           <w:p>
             <w:r>
               <w:rPr>
-                <w:sz w:val="17"/>
+                <w:sz w:val="18"/>
+              </w:rPr>
+            </w:r>
+            <w:r>
+              <w:rPr>
+                <w:sz w:val="18"/>
               </w:rPr>
               <w:t>R4</w:t>
             </w:r>
@@ -2689,19 +3153,19 @@
           <w:p>
             <w:r>
               <w:rPr>
-                <w:sz w:val="17"/>
+                <w:sz w:val="18"/>
               </w:rPr>
             </w:r>
             <w:r>
               <w:rPr>
                 <w:rFonts w:ascii="Consolas" w:hAnsi="Consolas"/>
-                <w:sz w:val="17"/>
+                <w:sz w:val="18"/>
               </w:rPr>
               <w:t>user_id</w:t>
             </w:r>
             <w:r>
               <w:rPr>
-                <w:sz w:val="17"/>
+                <w:sz w:val="18"/>
               </w:rPr>
               <w:t xml:space="preserve"> comes from the server session; a planner-supplied value is stripped</w:t>
             </w:r>
@@ -2714,20 +3178,15 @@
           <w:p>
             <w:r>
               <w:rPr>
-                <w:sz w:val="17"/>
+                <w:sz w:val="18"/>
               </w:rPr>
             </w:r>
             <w:r>
               <w:rPr>
                 <w:rFonts w:ascii="Consolas" w:hAnsi="Consolas"/>
-                <w:sz w:val="17"/>
+                <w:sz w:val="18"/>
               </w:rPr>
               <w:t>test_planner_supplied_user_id_is_ignored</w:t>
-            </w:r>
-            <w:r>
-              <w:rPr>
-                <w:sz w:val="17"/>
-              </w:rPr>
             </w:r>
           </w:p>
         </w:tc>
@@ -2740,7 +3199,12 @@
           <w:p>
             <w:r>
               <w:rPr>
-                <w:sz w:val="17"/>
+                <w:sz w:val="18"/>
+              </w:rPr>
+            </w:r>
+            <w:r>
+              <w:rPr>
+                <w:sz w:val="18"/>
               </w:rPr>
               <w:t>R5</w:t>
             </w:r>
@@ -2753,7 +3217,12 @@
           <w:p>
             <w:r>
               <w:rPr>
-                <w:sz w:val="17"/>
+                <w:sz w:val="18"/>
+              </w:rPr>
+            </w:r>
+            <w:r>
+              <w:rPr>
+                <w:sz w:val="18"/>
               </w:rPr>
               <w:t>Amount above a policy limit or IDR 100,000,000 escalates to a human. The check fires only when the draft carries an amount field</w:t>
             </w:r>
@@ -2766,20 +3235,15 @@
           <w:p>
             <w:r>
               <w:rPr>
-                <w:sz w:val="17"/>
+                <w:sz w:val="18"/>
               </w:rPr>
             </w:r>
             <w:r>
               <w:rPr>
                 <w:rFonts w:ascii="Consolas" w:hAnsi="Consolas"/>
-                <w:sz w:val="17"/>
+                <w:sz w:val="18"/>
               </w:rPr>
               <w:t>test_amount_above_cap_escalates</w:t>
-            </w:r>
-            <w:r>
-              <w:rPr>
-                <w:sz w:val="17"/>
-              </w:rPr>
             </w:r>
           </w:p>
         </w:tc>
@@ -2792,7 +3256,12 @@
           <w:p>
             <w:r>
               <w:rPr>
-                <w:sz w:val="17"/>
+                <w:sz w:val="18"/>
+              </w:rPr>
+            </w:r>
+            <w:r>
+              <w:rPr>
+                <w:sz w:val="18"/>
               </w:rPr>
               <w:t>R6</w:t>
             </w:r>
@@ -2805,7 +3274,12 @@
           <w:p>
             <w:r>
               <w:rPr>
-                <w:sz w:val="17"/>
+                <w:sz w:val="18"/>
+              </w:rPr>
+            </w:r>
+            <w:r>
+              <w:rPr>
+                <w:sz w:val="18"/>
               </w:rPr>
               <w:t>Kill switch: only T0 allowed. Circuit breaker: 3 denials cap the session at T0</w:t>
             </w:r>
@@ -2818,46 +3292,41 @@
           <w:p>
             <w:r>
               <w:rPr>
-                <w:sz w:val="17"/>
+                <w:sz w:val="18"/>
               </w:rPr>
             </w:r>
             <w:r>
               <w:rPr>
                 <w:rFonts w:ascii="Consolas" w:hAnsi="Consolas"/>
-                <w:sz w:val="17"/>
+                <w:sz w:val="18"/>
               </w:rPr>
               <w:t>test_kill_switch_blocks_everything_above_t0</w:t>
             </w:r>
             <w:r>
               <w:rPr>
-                <w:sz w:val="17"/>
+                <w:sz w:val="18"/>
               </w:rPr>
               <w:t xml:space="preserve">, </w:t>
             </w:r>
             <w:r>
               <w:rPr>
                 <w:rFonts w:ascii="Consolas" w:hAnsi="Consolas"/>
-                <w:sz w:val="17"/>
+                <w:sz w:val="18"/>
               </w:rPr>
               <w:t>test_circuit_breaker_downgrades_session_to_t0</w:t>
             </w:r>
             <w:r>
               <w:rPr>
-                <w:sz w:val="17"/>
+                <w:sz w:val="18"/>
               </w:rPr>
               <w:t xml:space="preserve">, </w:t>
             </w:r>
             <w:r>
               <w:rPr>
                 <w:rFonts w:ascii="Consolas" w:hAnsi="Consolas"/>
-                <w:sz w:val="17"/>
+                <w:sz w:val="18"/>
               </w:rPr>
               <w:t>tests/test_sandbox_api.py::test_admin_kill_switch_and_backoffice_need_admin_token</w:t>
-            </w:r>
-            <w:r>
-              <w:rPr>
-                <w:sz w:val="17"/>
-              </w:rPr>
             </w:r>
           </w:p>
         </w:tc>
@@ -2870,7 +3339,12 @@
           <w:p>
             <w:r>
               <w:rPr>
-                <w:sz w:val="17"/>
+                <w:sz w:val="18"/>
+              </w:rPr>
+            </w:r>
+            <w:r>
+              <w:rPr>
+                <w:sz w:val="18"/>
               </w:rPr>
               <w:t>R8</w:t>
             </w:r>
@@ -2883,20 +3357,25 @@
           <w:p>
             <w:r>
               <w:rPr>
-                <w:sz w:val="17"/>
+                <w:sz w:val="18"/>
+              </w:rPr>
+            </w:r>
+            <w:r>
+              <w:rPr>
+                <w:sz w:val="18"/>
               </w:rPr>
               <w:t>Output guard (</w:t>
             </w:r>
             <w:r>
               <w:rPr>
                 <w:rFonts w:ascii="Consolas" w:hAnsi="Consolas"/>
-                <w:sz w:val="17"/>
+                <w:sz w:val="18"/>
               </w:rPr>
               <w:t>output_guard.py</w:t>
             </w:r>
             <w:r>
               <w:rPr>
-                <w:sz w:val="17"/>
+                <w:sz w:val="18"/>
               </w:rPr>
               <w:t>): ID numbers, bank accounts, card numbers (Luhn), foreign policy ids, canaries, base64-decoded text</w:t>
             </w:r>
@@ -2909,72 +3388,67 @@
           <w:p>
             <w:r>
               <w:rPr>
-                <w:sz w:val="17"/>
+                <w:sz w:val="18"/>
               </w:rPr>
             </w:r>
             <w:r>
               <w:rPr>
                 <w:rFonts w:ascii="Consolas" w:hAnsi="Consolas"/>
-                <w:sz w:val="17"/>
+                <w:sz w:val="18"/>
               </w:rPr>
               <w:t>test_output_guard_masks_nik_and_bank_numbers</w:t>
             </w:r>
             <w:r>
               <w:rPr>
-                <w:sz w:val="17"/>
+                <w:sz w:val="18"/>
               </w:rPr>
               <w:t xml:space="preserve">, </w:t>
             </w:r>
             <w:r>
               <w:rPr>
                 <w:rFonts w:ascii="Consolas" w:hAnsi="Consolas"/>
-                <w:sz w:val="17"/>
+                <w:sz w:val="18"/>
               </w:rPr>
               <w:t>..._foreign_policy_id_only</w:t>
             </w:r>
             <w:r>
               <w:rPr>
-                <w:sz w:val="17"/>
+                <w:sz w:val="18"/>
               </w:rPr>
               <w:t xml:space="preserve">, </w:t>
             </w:r>
             <w:r>
               <w:rPr>
                 <w:rFonts w:ascii="Consolas" w:hAnsi="Consolas"/>
-                <w:sz w:val="17"/>
+                <w:sz w:val="18"/>
               </w:rPr>
               <w:t>..._canary_refuses_whole_reply</w:t>
             </w:r>
             <w:r>
               <w:rPr>
-                <w:sz w:val="17"/>
+                <w:sz w:val="18"/>
               </w:rPr>
               <w:t xml:space="preserve">, </w:t>
             </w:r>
             <w:r>
               <w:rPr>
                 <w:rFonts w:ascii="Consolas" w:hAnsi="Consolas"/>
-                <w:sz w:val="17"/>
+                <w:sz w:val="18"/>
               </w:rPr>
               <w:t>..._decodes_base64</w:t>
             </w:r>
             <w:r>
               <w:rPr>
-                <w:sz w:val="17"/>
+                <w:sz w:val="18"/>
               </w:rPr>
               <w:t xml:space="preserve">, </w:t>
             </w:r>
             <w:r>
               <w:rPr>
                 <w:rFonts w:ascii="Consolas" w:hAnsi="Consolas"/>
-                <w:sz w:val="17"/>
+                <w:sz w:val="18"/>
               </w:rPr>
               <w:t>..._card_number</w:t>
-            </w:r>
-            <w:r>
-              <w:rPr>
-                <w:sz w:val="17"/>
-              </w:rPr>
             </w:r>
           </w:p>
         </w:tc>
@@ -2987,7 +3461,12 @@
           <w:p>
             <w:r>
               <w:rPr>
-                <w:sz w:val="17"/>
+                <w:sz w:val="18"/>
+              </w:rPr>
+            </w:r>
+            <w:r>
+              <w:rPr>
+                <w:sz w:val="18"/>
               </w:rPr>
               <w:t>R9</w:t>
             </w:r>
@@ -3000,7 +3479,12 @@
           <w:p>
             <w:r>
               <w:rPr>
-                <w:sz w:val="17"/>
+                <w:sz w:val="18"/>
+              </w:rPr>
+            </w:r>
+            <w:r>
+              <w:rPr>
+                <w:sz w:val="18"/>
               </w:rPr>
               <w:t>Only typed slots persist</w:t>
             </w:r>
@@ -3013,48 +3497,110 @@
           <w:p>
             <w:r>
               <w:rPr>
-                <w:sz w:val="17"/>
+                <w:sz w:val="18"/>
               </w:rPr>
             </w:r>
             <w:r>
               <w:rPr>
                 <w:rFonts w:ascii="Consolas" w:hAnsi="Consolas"/>
-                <w:sz w:val="17"/>
+                <w:sz w:val="18"/>
               </w:rPr>
               <w:t>test_registry_literal_never_resolves</w:t>
             </w:r>
             <w:r>
               <w:rPr>
-                <w:sz w:val="17"/>
+                <w:sz w:val="18"/>
               </w:rPr>
               <w:t xml:space="preserve">, </w:t>
             </w:r>
             <w:r>
               <w:rPr>
                 <w:rFonts w:ascii="Consolas" w:hAnsi="Consolas"/>
-                <w:sz w:val="17"/>
+                <w:sz w:val="18"/>
               </w:rPr>
               <w:t>tests/test_agent_loop.py::test_account_number_never_persists_in_session</w:t>
-            </w:r>
-            <w:r>
-              <w:rPr>
-                <w:sz w:val="17"/>
-              </w:rPr>
             </w:r>
           </w:p>
         </w:tc>
       </w:tr>
     </w:tbl>
+    <w:p/>
     <w:p>
       <w:r>
-        <w:t>Back-office actions use a separate admin token and are not reachable from the planner.</w:t>
+        <w:t>Back-office actions (</w:t>
+      </w:r>
+      <w:r>
+        <w:rPr>
+          <w:rFonts w:ascii="Consolas" w:hAnsi="Consolas"/>
+          <w:sz w:val="19"/>
+        </w:rPr>
+        <w:t>/backoffice/claims</w:t>
+      </w:r>
+      <w:r>
+        <w:t xml:space="preserve">, decisions with notes, </w:t>
+      </w:r>
+      <w:r>
+        <w:rPr>
+          <w:rFonts w:ascii="Consolas" w:hAnsi="Consolas"/>
+          <w:sz w:val="19"/>
+        </w:rPr>
+        <w:t>/admin/kill</w:t>
+      </w:r>
+      <w:r>
+        <w:t>) use a separate admin token (</w:t>
+      </w:r>
+      <w:r>
+        <w:rPr>
+          <w:rFonts w:ascii="Consolas" w:hAnsi="Consolas"/>
+          <w:sz w:val="19"/>
+        </w:rPr>
+        <w:t>CG_ADMIN_TOKEN</w:t>
+      </w:r>
+      <w:r>
+        <w:t>) and are not reachable from the planner: no registry tool addresses them. The session autonomy mode (</w:t>
+      </w:r>
+      <w:r>
+        <w:rPr>
+          <w:rFonts w:ascii="Consolas" w:hAnsi="Consolas"/>
+          <w:sz w:val="19"/>
+        </w:rPr>
+        <w:t>POST /session/autonomy</w:t>
+      </w:r>
+      <w:r>
+        <w:t>: observe, draft, act) lowers the tier cap the enforcement point applies; it can only narrow what the tiers already allow.</w:t>
+      </w:r>
+    </w:p>
+    <w:p>
+      <w:r>
+        <w:t xml:space="preserve">Claim form and documents: the form layout a model proposes for an insurer is structure only (section titles, field labels, a source key per field from a closed list); every value on the form is filled in code from typed facts. The document matcher sees a typed summary of an upload (type, dates, totals, categories), never its text, and can only add requirement codes from the policy's own list. A requirement is recorded as </w:t>
+      </w:r>
+      <w:r>
+        <w:rPr>
+          <w:i/>
+        </w:rPr>
+        <w:t>attached</w:t>
+      </w:r>
+      <w:r>
+        <w:t xml:space="preserve"> only when an uploaded file proves it; a customer's statement that a document exists is recorded as </w:t>
+      </w:r>
+      <w:r>
+        <w:rPr>
+          <w:i/>
+        </w:rPr>
+        <w:t>declared</w:t>
+      </w:r>
+      <w:r>
+        <w:t xml:space="preserve"> and shown as such to the adjuster.</w:t>
       </w:r>
     </w:p>
     <w:p>
       <w:pPr>
-        <w:pStyle w:val="Heading2"/>
+        <w:pStyle w:val="Heading1"/>
       </w:pPr>
       <w:r>
+        <w:rPr>
+          <w:color w:val="14213D"/>
+        </w:rPr>
         <w:t>4. Data-flow isolation</w:t>
       </w:r>
     </w:p>
@@ -3248,9 +3794,12 @@
     </w:p>
     <w:p>
       <w:pPr>
-        <w:pStyle w:val="Heading2"/>
+        <w:pStyle w:val="Heading1"/>
       </w:pPr>
       <w:r>
+        <w:rPr>
+          <w:color w:val="14213D"/>
+        </w:rPr>
         <w:t>5. Audit and oversight</w:t>
       </w:r>
     </w:p>
@@ -3277,7 +3826,43 @@
         <w:pStyle w:val="ListBullet"/>
       </w:pPr>
       <w:r>
-        <w:t>Event types emitted by the code: USER_MSG, PLAN, TOOL_ALLOW, TOOL_DENY, TOOL_RESULT, CONFIRM_ISSUED, CONFIRM_USED, DOC_INGEST, DOC_SUSPICIOUS, REPLY, OUTPUT_GUARD, KILL_SWITCH, ESCALATE, DX_ATTEMPT, LOGIN.</w:t>
+        <w:t>Event types emitted by the code: USER_MSG, PLAN, TOOL_ALLOW, TOOL_DENY, TOOL_RESULT, CONFIRM_ISSUED, CONFIRM_USED, DOC_INGEST, DOC_SUSPICIOUS, REPLY, OUTPUT_GUARD, KILL_SWITCH, ESCALATE (including a pending submission withdrawn after a correction), DX_ATTEMPT, LOGIN, EXPORT_PDF, AUTONOMY_SET, CLOCK_MOVED.</w:t>
+      </w:r>
+    </w:p>
+    <w:p>
+      <w:pPr>
+        <w:pStyle w:val="ListBullet"/>
+      </w:pPr>
+      <w:r>
+        <w:t>Insurer-side oversight: the back-office desk can halt the agent for every customer (halt switch), review each submitted claim with the exact form and attachments the agent sent, and record a decision with a note that the customer sees. The agent never reads the desk; it only receives the resulting claim status through the digest.</w:t>
+      </w:r>
+    </w:p>
+    <w:p>
+      <w:pPr>
+        <w:pStyle w:val="ListBullet"/>
+      </w:pPr>
+      <w:r>
+        <w:t xml:space="preserve">In Postgres mode the audit chain is held in </w:t>
+      </w:r>
+      <w:r>
+        <w:rPr>
+          <w:rFonts w:ascii="Consolas" w:hAnsi="Consolas"/>
+          <w:sz w:val="19"/>
+        </w:rPr>
+        <w:t>audit_events</w:t>
+      </w:r>
+      <w:r>
+        <w:t xml:space="preserve"> with a single head row; row level security with no policies denies the database REST API to the publishable key (</w:t>
+      </w:r>
+      <w:r>
+        <w:rPr>
+          <w:rFonts w:ascii="Consolas" w:hAnsi="Consolas"/>
+          <w:sz w:val="19"/>
+        </w:rPr>
+        <w:t>scripts/check_supabase_rls.py</w:t>
+      </w:r>
+      <w:r>
+        <w:t>, verified 2026-10-15: six tables, all denied).</w:t>
       </w:r>
     </w:p>
     <w:p>
@@ -3378,9 +3963,12 @@
     </w:p>
     <w:p>
       <w:pPr>
-        <w:pStyle w:val="Heading2"/>
+        <w:pStyle w:val="Heading1"/>
       </w:pPr>
       <w:r>
+        <w:rPr>
+          <w:color w:val="14213D"/>
+        </w:rPr>
         <w:t>6. Test results</w:t>
       </w:r>
     </w:p>
@@ -3433,7 +4021,13 @@
             <w:r>
               <w:rPr>
                 <w:b/>
-                <w:sz w:val="17"/>
+                <w:sz w:val="18"/>
+              </w:rPr>
+            </w:r>
+            <w:r>
+              <w:rPr>
+                <w:b/>
+                <w:sz w:val="18"/>
               </w:rPr>
               <w:t>class</w:t>
             </w:r>
@@ -3447,7 +4041,13 @@
             <w:r>
               <w:rPr>
                 <w:b/>
-                <w:sz w:val="17"/>
+                <w:sz w:val="18"/>
+              </w:rPr>
+            </w:r>
+            <w:r>
+              <w:rPr>
+                <w:b/>
+                <w:sz w:val="18"/>
               </w:rPr>
               <w:t>cases</w:t>
             </w:r>
@@ -3461,7 +4061,13 @@
             <w:r>
               <w:rPr>
                 <w:b/>
-                <w:sz w:val="17"/>
+                <w:sz w:val="18"/>
+              </w:rPr>
+            </w:r>
+            <w:r>
+              <w:rPr>
+                <w:b/>
+                <w:sz w:val="18"/>
               </w:rPr>
               <w:t>PASS</w:t>
             </w:r>
@@ -3475,7 +4081,13 @@
             <w:r>
               <w:rPr>
                 <w:b/>
-                <w:sz w:val="17"/>
+                <w:sz w:val="18"/>
+              </w:rPr>
+            </w:r>
+            <w:r>
+              <w:rPr>
+                <w:b/>
+                <w:sz w:val="18"/>
               </w:rPr>
               <w:t>WEAK</w:t>
             </w:r>
@@ -3489,7 +4101,13 @@
             <w:r>
               <w:rPr>
                 <w:b/>
-                <w:sz w:val="17"/>
+                <w:sz w:val="18"/>
+              </w:rPr>
+            </w:r>
+            <w:r>
+              <w:rPr>
+                <w:b/>
+                <w:sz w:val="18"/>
               </w:rPr>
               <w:t>FAIL</w:t>
             </w:r>
@@ -3503,7 +4121,13 @@
             <w:r>
               <w:rPr>
                 <w:b/>
-                <w:sz w:val="17"/>
+                <w:sz w:val="18"/>
+              </w:rPr>
+            </w:r>
+            <w:r>
+              <w:rPr>
+                <w:b/>
+                <w:sz w:val="18"/>
               </w:rPr>
               <w:t>ASR defended</w:t>
             </w:r>
@@ -3517,7 +4141,13 @@
             <w:r>
               <w:rPr>
                 <w:b/>
-                <w:sz w:val="17"/>
+                <w:sz w:val="18"/>
+              </w:rPr>
+            </w:r>
+            <w:r>
+              <w:rPr>
+                <w:b/>
+                <w:sz w:val="18"/>
               </w:rPr>
               <w:t>ASR undefended</w:t>
             </w:r>
@@ -3532,7 +4162,12 @@
           <w:p>
             <w:r>
               <w:rPr>
-                <w:sz w:val="17"/>
+                <w:sz w:val="18"/>
+              </w:rPr>
+            </w:r>
+            <w:r>
+              <w:rPr>
+                <w:sz w:val="18"/>
               </w:rPr>
               <w:t>IT</w:t>
             </w:r>
@@ -3545,7 +4180,12 @@
           <w:p>
             <w:r>
               <w:rPr>
-                <w:sz w:val="17"/>
+                <w:sz w:val="18"/>
+              </w:rPr>
+            </w:r>
+            <w:r>
+              <w:rPr>
+                <w:sz w:val="18"/>
               </w:rPr>
               <w:t>7</w:t>
             </w:r>
@@ -3558,7 +4198,12 @@
           <w:p>
             <w:r>
               <w:rPr>
-                <w:sz w:val="17"/>
+                <w:sz w:val="18"/>
+              </w:rPr>
+            </w:r>
+            <w:r>
+              <w:rPr>
+                <w:sz w:val="18"/>
               </w:rPr>
               <w:t>7</w:t>
             </w:r>
@@ -3571,7 +4216,12 @@
           <w:p>
             <w:r>
               <w:rPr>
-                <w:sz w:val="17"/>
+                <w:sz w:val="18"/>
+              </w:rPr>
+            </w:r>
+            <w:r>
+              <w:rPr>
+                <w:sz w:val="18"/>
               </w:rPr>
               <w:t>0</w:t>
             </w:r>
@@ -3584,7 +4234,12 @@
           <w:p>
             <w:r>
               <w:rPr>
-                <w:sz w:val="17"/>
+                <w:sz w:val="18"/>
+              </w:rPr>
+            </w:r>
+            <w:r>
+              <w:rPr>
+                <w:sz w:val="18"/>
               </w:rPr>
               <w:t>0</w:t>
             </w:r>
@@ -3597,7 +4252,12 @@
           <w:p>
             <w:r>
               <w:rPr>
-                <w:sz w:val="17"/>
+                <w:sz w:val="18"/>
+              </w:rPr>
+            </w:r>
+            <w:r>
+              <w:rPr>
+                <w:sz w:val="18"/>
               </w:rPr>
               <w:t>0.0% (0/7)</w:t>
             </w:r>
@@ -3610,7 +4270,12 @@
           <w:p>
             <w:r>
               <w:rPr>
-                <w:sz w:val="17"/>
+                <w:sz w:val="18"/>
+              </w:rPr>
+            </w:r>
+            <w:r>
+              <w:rPr>
+                <w:sz w:val="18"/>
               </w:rPr>
               <w:t>0.0% (0/7)</w:t>
             </w:r>
@@ -3625,7 +4290,12 @@
           <w:p>
             <w:r>
               <w:rPr>
-                <w:sz w:val="17"/>
+                <w:sz w:val="18"/>
+              </w:rPr>
+            </w:r>
+            <w:r>
+              <w:rPr>
+                <w:sz w:val="18"/>
               </w:rPr>
               <w:t>PI</w:t>
             </w:r>
@@ -3638,7 +4308,12 @@
           <w:p>
             <w:r>
               <w:rPr>
-                <w:sz w:val="17"/>
+                <w:sz w:val="18"/>
+              </w:rPr>
+            </w:r>
+            <w:r>
+              <w:rPr>
+                <w:sz w:val="18"/>
               </w:rPr>
               <w:t>4</w:t>
             </w:r>
@@ -3651,7 +4326,12 @@
           <w:p>
             <w:r>
               <w:rPr>
-                <w:sz w:val="17"/>
+                <w:sz w:val="18"/>
+              </w:rPr>
+            </w:r>
+            <w:r>
+              <w:rPr>
+                <w:sz w:val="18"/>
               </w:rPr>
               <w:t>3</w:t>
             </w:r>
@@ -3664,7 +4344,12 @@
           <w:p>
             <w:r>
               <w:rPr>
-                <w:sz w:val="17"/>
+                <w:sz w:val="18"/>
+              </w:rPr>
+            </w:r>
+            <w:r>
+              <w:rPr>
+                <w:sz w:val="18"/>
               </w:rPr>
               <w:t>1</w:t>
             </w:r>
@@ -3677,7 +4362,12 @@
           <w:p>
             <w:r>
               <w:rPr>
-                <w:sz w:val="17"/>
+                <w:sz w:val="18"/>
+              </w:rPr>
+            </w:r>
+            <w:r>
+              <w:rPr>
+                <w:sz w:val="18"/>
               </w:rPr>
               <w:t>0</w:t>
             </w:r>
@@ -3690,7 +4380,12 @@
           <w:p>
             <w:r>
               <w:rPr>
-                <w:sz w:val="17"/>
+                <w:sz w:val="18"/>
+              </w:rPr>
+            </w:r>
+            <w:r>
+              <w:rPr>
+                <w:sz w:val="18"/>
               </w:rPr>
               <w:t>0.0% (0/4)</w:t>
             </w:r>
@@ -3703,7 +4398,12 @@
           <w:p>
             <w:r>
               <w:rPr>
-                <w:sz w:val="17"/>
+                <w:sz w:val="18"/>
+              </w:rPr>
+            </w:r>
+            <w:r>
+              <w:rPr>
+                <w:sz w:val="18"/>
               </w:rPr>
               <w:t>0.0% (0/4)</w:t>
             </w:r>
@@ -3718,7 +4418,12 @@
           <w:p>
             <w:r>
               <w:rPr>
-                <w:sz w:val="17"/>
+                <w:sz w:val="18"/>
+              </w:rPr>
+            </w:r>
+            <w:r>
+              <w:rPr>
+                <w:sz w:val="18"/>
               </w:rPr>
               <w:t>DX</w:t>
             </w:r>
@@ -3731,7 +4436,12 @@
           <w:p>
             <w:r>
               <w:rPr>
-                <w:sz w:val="17"/>
+                <w:sz w:val="18"/>
+              </w:rPr>
+            </w:r>
+            <w:r>
+              <w:rPr>
+                <w:sz w:val="18"/>
               </w:rPr>
               <w:t>6</w:t>
             </w:r>
@@ -3744,7 +4454,12 @@
           <w:p>
             <w:r>
               <w:rPr>
-                <w:sz w:val="17"/>
+                <w:sz w:val="18"/>
+              </w:rPr>
+            </w:r>
+            <w:r>
+              <w:rPr>
+                <w:sz w:val="18"/>
               </w:rPr>
               <w:t>5</w:t>
             </w:r>
@@ -3757,7 +4472,12 @@
           <w:p>
             <w:r>
               <w:rPr>
-                <w:sz w:val="17"/>
+                <w:sz w:val="18"/>
+              </w:rPr>
+            </w:r>
+            <w:r>
+              <w:rPr>
+                <w:sz w:val="18"/>
               </w:rPr>
               <w:t>1</w:t>
             </w:r>
@@ -3770,7 +4490,12 @@
           <w:p>
             <w:r>
               <w:rPr>
-                <w:sz w:val="17"/>
+                <w:sz w:val="18"/>
+              </w:rPr>
+            </w:r>
+            <w:r>
+              <w:rPr>
+                <w:sz w:val="18"/>
               </w:rPr>
               <w:t>0</w:t>
             </w:r>
@@ -3783,7 +4508,12 @@
           <w:p>
             <w:r>
               <w:rPr>
-                <w:sz w:val="17"/>
+                <w:sz w:val="18"/>
+              </w:rPr>
+            </w:r>
+            <w:r>
+              <w:rPr>
+                <w:sz w:val="18"/>
               </w:rPr>
               <w:t>0.0% (0/6)</w:t>
             </w:r>
@@ -3796,7 +4526,12 @@
           <w:p>
             <w:r>
               <w:rPr>
-                <w:sz w:val="17"/>
+                <w:sz w:val="18"/>
+              </w:rPr>
+            </w:r>
+            <w:r>
+              <w:rPr>
+                <w:sz w:val="18"/>
               </w:rPr>
               <w:t>0.0% (0/6)</w:t>
             </w:r>
@@ -3811,7 +4546,12 @@
           <w:p>
             <w:r>
               <w:rPr>
-                <w:sz w:val="17"/>
+                <w:sz w:val="18"/>
+              </w:rPr>
+            </w:r>
+            <w:r>
+              <w:rPr>
+                <w:sz w:val="18"/>
               </w:rPr>
               <w:t>PE</w:t>
             </w:r>
@@ -3824,7 +4564,12 @@
           <w:p>
             <w:r>
               <w:rPr>
-                <w:sz w:val="17"/>
+                <w:sz w:val="18"/>
+              </w:rPr>
+            </w:r>
+            <w:r>
+              <w:rPr>
+                <w:sz w:val="18"/>
               </w:rPr>
               <w:t>5</w:t>
             </w:r>
@@ -3837,7 +4582,12 @@
           <w:p>
             <w:r>
               <w:rPr>
-                <w:sz w:val="17"/>
+                <w:sz w:val="18"/>
+              </w:rPr>
+            </w:r>
+            <w:r>
+              <w:rPr>
+                <w:sz w:val="18"/>
               </w:rPr>
               <w:t>5</w:t>
             </w:r>
@@ -3850,7 +4600,12 @@
           <w:p>
             <w:r>
               <w:rPr>
-                <w:sz w:val="17"/>
+                <w:sz w:val="18"/>
+              </w:rPr>
+            </w:r>
+            <w:r>
+              <w:rPr>
+                <w:sz w:val="18"/>
               </w:rPr>
               <w:t>0</w:t>
             </w:r>
@@ -3863,7 +4618,12 @@
           <w:p>
             <w:r>
               <w:rPr>
-                <w:sz w:val="17"/>
+                <w:sz w:val="18"/>
+              </w:rPr>
+            </w:r>
+            <w:r>
+              <w:rPr>
+                <w:sz w:val="18"/>
               </w:rPr>
               <w:t>0</w:t>
             </w:r>
@@ -3876,7 +4636,12 @@
           <w:p>
             <w:r>
               <w:rPr>
-                <w:sz w:val="17"/>
+                <w:sz w:val="18"/>
+              </w:rPr>
+            </w:r>
+            <w:r>
+              <w:rPr>
+                <w:sz w:val="18"/>
               </w:rPr>
               <w:t>0.0% (0/5)</w:t>
             </w:r>
@@ -3889,7 +4654,12 @@
           <w:p>
             <w:r>
               <w:rPr>
-                <w:sz w:val="17"/>
+                <w:sz w:val="18"/>
+              </w:rPr>
+            </w:r>
+            <w:r>
+              <w:rPr>
+                <w:sz w:val="18"/>
               </w:rPr>
               <w:t>0.0% (0/5)</w:t>
             </w:r>
@@ -3904,7 +4674,12 @@
           <w:p>
             <w:r>
               <w:rPr>
-                <w:sz w:val="17"/>
+                <w:sz w:val="18"/>
+              </w:rPr>
+            </w:r>
+            <w:r>
+              <w:rPr>
+                <w:sz w:val="18"/>
               </w:rPr>
               <w:t>MEM</w:t>
             </w:r>
@@ -3917,7 +4692,12 @@
           <w:p>
             <w:r>
               <w:rPr>
-                <w:sz w:val="17"/>
+                <w:sz w:val="18"/>
+              </w:rPr>
+            </w:r>
+            <w:r>
+              <w:rPr>
+                <w:sz w:val="18"/>
               </w:rPr>
               <w:t>2</w:t>
             </w:r>
@@ -3930,7 +4710,12 @@
           <w:p>
             <w:r>
               <w:rPr>
-                <w:sz w:val="17"/>
+                <w:sz w:val="18"/>
+              </w:rPr>
+            </w:r>
+            <w:r>
+              <w:rPr>
+                <w:sz w:val="18"/>
               </w:rPr>
               <w:t>2</w:t>
             </w:r>
@@ -3943,7 +4728,12 @@
           <w:p>
             <w:r>
               <w:rPr>
-                <w:sz w:val="17"/>
+                <w:sz w:val="18"/>
+              </w:rPr>
+            </w:r>
+            <w:r>
+              <w:rPr>
+                <w:sz w:val="18"/>
               </w:rPr>
               <w:t>0</w:t>
             </w:r>
@@ -3956,7 +4746,12 @@
           <w:p>
             <w:r>
               <w:rPr>
-                <w:sz w:val="17"/>
+                <w:sz w:val="18"/>
+              </w:rPr>
+            </w:r>
+            <w:r>
+              <w:rPr>
+                <w:sz w:val="18"/>
               </w:rPr>
               <w:t>0</w:t>
             </w:r>
@@ -3969,7 +4764,12 @@
           <w:p>
             <w:r>
               <w:rPr>
-                <w:sz w:val="17"/>
+                <w:sz w:val="18"/>
+              </w:rPr>
+            </w:r>
+            <w:r>
+              <w:rPr>
+                <w:sz w:val="18"/>
               </w:rPr>
               <w:t>0.0% (0/2)</w:t>
             </w:r>
@@ -3982,7 +4782,12 @@
           <w:p>
             <w:r>
               <w:rPr>
-                <w:sz w:val="17"/>
+                <w:sz w:val="18"/>
+              </w:rPr>
+            </w:r>
+            <w:r>
+              <w:rPr>
+                <w:sz w:val="18"/>
               </w:rPr>
               <w:t>0.0% (0/2)</w:t>
             </w:r>
@@ -3997,7 +4802,12 @@
           <w:p>
             <w:r>
               <w:rPr>
-                <w:sz w:val="17"/>
+                <w:sz w:val="18"/>
+              </w:rPr>
+            </w:r>
+            <w:r>
+              <w:rPr>
+                <w:sz w:val="18"/>
               </w:rPr>
               <w:t>RL</w:t>
             </w:r>
@@ -4010,7 +4820,12 @@
           <w:p>
             <w:r>
               <w:rPr>
-                <w:sz w:val="17"/>
+                <w:sz w:val="18"/>
+              </w:rPr>
+            </w:r>
+            <w:r>
+              <w:rPr>
+                <w:sz w:val="18"/>
               </w:rPr>
               <w:t>2</w:t>
             </w:r>
@@ -4023,7 +4838,12 @@
           <w:p>
             <w:r>
               <w:rPr>
-                <w:sz w:val="17"/>
+                <w:sz w:val="18"/>
+              </w:rPr>
+            </w:r>
+            <w:r>
+              <w:rPr>
+                <w:sz w:val="18"/>
               </w:rPr>
               <w:t>1</w:t>
             </w:r>
@@ -4036,7 +4856,12 @@
           <w:p>
             <w:r>
               <w:rPr>
-                <w:sz w:val="17"/>
+                <w:sz w:val="18"/>
+              </w:rPr>
+            </w:r>
+            <w:r>
+              <w:rPr>
+                <w:sz w:val="18"/>
               </w:rPr>
               <w:t>1</w:t>
             </w:r>
@@ -4049,7 +4874,12 @@
           <w:p>
             <w:r>
               <w:rPr>
-                <w:sz w:val="17"/>
+                <w:sz w:val="18"/>
+              </w:rPr>
+            </w:r>
+            <w:r>
+              <w:rPr>
+                <w:sz w:val="18"/>
               </w:rPr>
               <w:t>0</w:t>
             </w:r>
@@ -4062,7 +4892,12 @@
           <w:p>
             <w:r>
               <w:rPr>
-                <w:sz w:val="17"/>
+                <w:sz w:val="18"/>
+              </w:rPr>
+            </w:r>
+            <w:r>
+              <w:rPr>
+                <w:sz w:val="18"/>
               </w:rPr>
               <w:t>0.0% (0/2)</w:t>
             </w:r>
@@ -4075,7 +4910,12 @@
           <w:p>
             <w:r>
               <w:rPr>
-                <w:sz w:val="17"/>
+                <w:sz w:val="18"/>
+              </w:rPr>
+            </w:r>
+            <w:r>
+              <w:rPr>
+                <w:sz w:val="18"/>
               </w:rPr>
               <w:t>0.0% (0/2)</w:t>
             </w:r>
@@ -4090,7 +4930,12 @@
           <w:p>
             <w:r>
               <w:rPr>
-                <w:sz w:val="17"/>
+                <w:sz w:val="18"/>
+              </w:rPr>
+            </w:r>
+            <w:r>
+              <w:rPr>
+                <w:sz w:val="18"/>
               </w:rPr>
               <w:t>KS</w:t>
             </w:r>
@@ -4103,7 +4948,12 @@
           <w:p>
             <w:r>
               <w:rPr>
-                <w:sz w:val="17"/>
+                <w:sz w:val="18"/>
+              </w:rPr>
+            </w:r>
+            <w:r>
+              <w:rPr>
+                <w:sz w:val="18"/>
               </w:rPr>
               <w:t>1</w:t>
             </w:r>
@@ -4116,7 +4966,12 @@
           <w:p>
             <w:r>
               <w:rPr>
-                <w:sz w:val="17"/>
+                <w:sz w:val="18"/>
+              </w:rPr>
+            </w:r>
+            <w:r>
+              <w:rPr>
+                <w:sz w:val="18"/>
               </w:rPr>
               <w:t>1</w:t>
             </w:r>
@@ -4129,7 +4984,12 @@
           <w:p>
             <w:r>
               <w:rPr>
-                <w:sz w:val="17"/>
+                <w:sz w:val="18"/>
+              </w:rPr>
+            </w:r>
+            <w:r>
+              <w:rPr>
+                <w:sz w:val="18"/>
               </w:rPr>
               <w:t>0</w:t>
             </w:r>
@@ -4142,7 +5002,12 @@
           <w:p>
             <w:r>
               <w:rPr>
-                <w:sz w:val="17"/>
+                <w:sz w:val="18"/>
+              </w:rPr>
+            </w:r>
+            <w:r>
+              <w:rPr>
+                <w:sz w:val="18"/>
               </w:rPr>
               <w:t>0</w:t>
             </w:r>
@@ -4155,7 +5020,12 @@
           <w:p>
             <w:r>
               <w:rPr>
-                <w:sz w:val="17"/>
+                <w:sz w:val="18"/>
+              </w:rPr>
+            </w:r>
+            <w:r>
+              <w:rPr>
+                <w:sz w:val="18"/>
               </w:rPr>
               <w:t>0.0% (0/1)</w:t>
             </w:r>
@@ -4168,7 +5038,12 @@
           <w:p>
             <w:r>
               <w:rPr>
-                <w:sz w:val="17"/>
+                <w:sz w:val="18"/>
+              </w:rPr>
+            </w:r>
+            <w:r>
+              <w:rPr>
+                <w:sz w:val="18"/>
               </w:rPr>
               <w:t>100.0% (1/1)</w:t>
             </w:r>
@@ -4183,7 +5058,12 @@
           <w:p>
             <w:r>
               <w:rPr>
-                <w:sz w:val="17"/>
+                <w:sz w:val="18"/>
+              </w:rPr>
+            </w:r>
+            <w:r>
+              <w:rPr>
+                <w:sz w:val="18"/>
               </w:rPr>
               <w:t>all attack</w:t>
             </w:r>
@@ -4196,7 +5076,12 @@
           <w:p>
             <w:r>
               <w:rPr>
-                <w:sz w:val="17"/>
+                <w:sz w:val="18"/>
+              </w:rPr>
+            </w:r>
+            <w:r>
+              <w:rPr>
+                <w:sz w:val="18"/>
               </w:rPr>
               <w:t>27</w:t>
             </w:r>
@@ -4209,7 +5094,12 @@
           <w:p>
             <w:r>
               <w:rPr>
-                <w:sz w:val="17"/>
+                <w:sz w:val="18"/>
+              </w:rPr>
+            </w:r>
+            <w:r>
+              <w:rPr>
+                <w:sz w:val="18"/>
               </w:rPr>
               <w:t>24</w:t>
             </w:r>
@@ -4222,7 +5112,12 @@
           <w:p>
             <w:r>
               <w:rPr>
-                <w:sz w:val="17"/>
+                <w:sz w:val="18"/>
+              </w:rPr>
+            </w:r>
+            <w:r>
+              <w:rPr>
+                <w:sz w:val="18"/>
               </w:rPr>
               <w:t>3</w:t>
             </w:r>
@@ -4235,7 +5130,12 @@
           <w:p>
             <w:r>
               <w:rPr>
-                <w:sz w:val="17"/>
+                <w:sz w:val="18"/>
+              </w:rPr>
+            </w:r>
+            <w:r>
+              <w:rPr>
+                <w:sz w:val="18"/>
               </w:rPr>
               <w:t>0</w:t>
             </w:r>
@@ -4248,7 +5148,12 @@
           <w:p>
             <w:r>
               <w:rPr>
-                <w:sz w:val="17"/>
+                <w:sz w:val="18"/>
+              </w:rPr>
+            </w:r>
+            <w:r>
+              <w:rPr>
+                <w:sz w:val="18"/>
               </w:rPr>
               <w:t>0.0% (0/27)</w:t>
             </w:r>
@@ -4261,7 +5166,12 @@
           <w:p>
             <w:r>
               <w:rPr>
-                <w:sz w:val="17"/>
+                <w:sz w:val="18"/>
+              </w:rPr>
+            </w:r>
+            <w:r>
+              <w:rPr>
+                <w:sz w:val="18"/>
               </w:rPr>
               <w:t>3.7% (1/27)</w:t>
             </w:r>
@@ -4276,7 +5186,12 @@
           <w:p>
             <w:r>
               <w:rPr>
-                <w:sz w:val="17"/>
+                <w:sz w:val="18"/>
+              </w:rPr>
+            </w:r>
+            <w:r>
+              <w:rPr>
+                <w:sz w:val="18"/>
               </w:rPr>
               <w:t>benign twins</w:t>
             </w:r>
@@ -4289,7 +5204,12 @@
           <w:p>
             <w:r>
               <w:rPr>
-                <w:sz w:val="17"/>
+                <w:sz w:val="18"/>
+              </w:rPr>
+            </w:r>
+            <w:r>
+              <w:rPr>
+                <w:sz w:val="18"/>
               </w:rPr>
               <w:t>15</w:t>
             </w:r>
@@ -4302,7 +5222,12 @@
           <w:p>
             <w:r>
               <w:rPr>
-                <w:sz w:val="17"/>
+                <w:sz w:val="18"/>
+              </w:rPr>
+            </w:r>
+            <w:r>
+              <w:rPr>
+                <w:sz w:val="18"/>
               </w:rPr>
               <w:t>11</w:t>
             </w:r>
@@ -4315,7 +5240,12 @@
           <w:p>
             <w:r>
               <w:rPr>
-                <w:sz w:val="17"/>
+                <w:sz w:val="18"/>
+              </w:rPr>
+            </w:r>
+            <w:r>
+              <w:rPr>
+                <w:sz w:val="18"/>
               </w:rPr>
               <w:t>4</w:t>
             </w:r>
@@ -4328,7 +5258,12 @@
           <w:p>
             <w:r>
               <w:rPr>
-                <w:sz w:val="17"/>
+                <w:sz w:val="18"/>
+              </w:rPr>
+            </w:r>
+            <w:r>
+              <w:rPr>
+                <w:sz w:val="18"/>
               </w:rPr>
               <w:t>0</w:t>
             </w:r>
@@ -4341,7 +5276,12 @@
           <w:p>
             <w:r>
               <w:rPr>
-                <w:sz w:val="17"/>
+                <w:sz w:val="18"/>
+              </w:rPr>
+            </w:r>
+            <w:r>
+              <w:rPr>
+                <w:sz w:val="18"/>
               </w:rPr>
               <w:t>FBR 0.0% (0/15)</w:t>
             </w:r>
@@ -4354,13 +5294,14 @@
           <w:p>
             <w:r>
               <w:rPr>
-                <w:sz w:val="17"/>
+                <w:sz w:val="18"/>
               </w:rPr>
             </w:r>
           </w:p>
         </w:tc>
       </w:tr>
     </w:tbl>
+    <w:p/>
     <w:p>
       <w:r>
         <w:t>No attack produced a forbidden effect with the enforcement on (0 of 27). No benign request was blocked (0 of 15). Seven cases are WEAK: the effect was blocked or correct, but the reply wording did not match the expected pattern (attacks PI-10, DX-03, RL-02; benign BEN-08, BEN-09, BEN-13, BEN-15). With the enforcement function patched to allow everything, the kill-switch case succeeds (a T1 call ran while the switch was on), which shows that the chat-level rules alone do not stop it and the enforcement layer is load-bearing for that case; the other 26 attacks are already stopped by the rule planner and the registry.</w:t>
@@ -4411,7 +5352,13 @@
             <w:r>
               <w:rPr>
                 <w:b/>
-                <w:sz w:val="17"/>
+                <w:sz w:val="18"/>
+              </w:rPr>
+            </w:r>
+            <w:r>
+              <w:rPr>
+                <w:b/>
+                <w:sz w:val="18"/>
               </w:rPr>
               <w:t>technique</w:t>
             </w:r>
@@ -4425,7 +5372,13 @@
             <w:r>
               <w:rPr>
                 <w:b/>
-                <w:sz w:val="17"/>
+                <w:sz w:val="18"/>
+              </w:rPr>
+            </w:r>
+            <w:r>
+              <w:rPr>
+                <w:b/>
+                <w:sz w:val="18"/>
               </w:rPr>
               <w:t>flagged suspicious</w:t>
             </w:r>
@@ -4439,7 +5392,13 @@
             <w:r>
               <w:rPr>
                 <w:b/>
-                <w:sz w:val="17"/>
+                <w:sz w:val="18"/>
+              </w:rPr>
+            </w:r>
+            <w:r>
+              <w:rPr>
+                <w:b/>
+                <w:sz w:val="18"/>
               </w:rPr>
               <w:t>detection rate</w:t>
             </w:r>
@@ -4454,7 +5413,12 @@
           <w:p>
             <w:r>
               <w:rPr>
-                <w:sz w:val="17"/>
+                <w:sz w:val="18"/>
+              </w:rPr>
+            </w:r>
+            <w:r>
+              <w:rPr>
+                <w:sz w:val="18"/>
               </w:rPr>
               <w:t>white_text</w:t>
             </w:r>
@@ -4467,7 +5431,12 @@
           <w:p>
             <w:r>
               <w:rPr>
-                <w:sz w:val="17"/>
+                <w:sz w:val="18"/>
+              </w:rPr>
+            </w:r>
+            <w:r>
+              <w:rPr>
+                <w:sz w:val="18"/>
               </w:rPr>
               <w:t>20</w:t>
             </w:r>
@@ -4480,7 +5449,12 @@
           <w:p>
             <w:r>
               <w:rPr>
-                <w:sz w:val="17"/>
+                <w:sz w:val="18"/>
+              </w:rPr>
+            </w:r>
+            <w:r>
+              <w:rPr>
+                <w:sz w:val="18"/>
               </w:rPr>
               <w:t>100.0% (20/20)</w:t>
             </w:r>
@@ -4495,7 +5469,12 @@
           <w:p>
             <w:r>
               <w:rPr>
-                <w:sz w:val="17"/>
+                <w:sz w:val="18"/>
+              </w:rPr>
+            </w:r>
+            <w:r>
+              <w:rPr>
+                <w:sz w:val="18"/>
               </w:rPr>
               <w:t>tiny_font</w:t>
             </w:r>
@@ -4508,7 +5487,12 @@
           <w:p>
             <w:r>
               <w:rPr>
-                <w:sz w:val="17"/>
+                <w:sz w:val="18"/>
+              </w:rPr>
+            </w:r>
+            <w:r>
+              <w:rPr>
+                <w:sz w:val="18"/>
               </w:rPr>
               <w:t>20</w:t>
             </w:r>
@@ -4521,7 +5505,12 @@
           <w:p>
             <w:r>
               <w:rPr>
-                <w:sz w:val="17"/>
+                <w:sz w:val="18"/>
+              </w:rPr>
+            </w:r>
+            <w:r>
+              <w:rPr>
+                <w:sz w:val="18"/>
               </w:rPr>
               <w:t>100.0% (20/20)</w:t>
             </w:r>
@@ -4536,7 +5525,12 @@
           <w:p>
             <w:r>
               <w:rPr>
-                <w:sz w:val="17"/>
+                <w:sz w:val="18"/>
+              </w:rPr>
+            </w:r>
+            <w:r>
+              <w:rPr>
+                <w:sz w:val="18"/>
               </w:rPr>
               <w:t>off_page</w:t>
             </w:r>
@@ -4549,7 +5543,12 @@
           <w:p>
             <w:r>
               <w:rPr>
-                <w:sz w:val="17"/>
+                <w:sz w:val="18"/>
+              </w:rPr>
+            </w:r>
+            <w:r>
+              <w:rPr>
+                <w:sz w:val="18"/>
               </w:rPr>
               <w:t>20</w:t>
             </w:r>
@@ -4562,7 +5561,12 @@
           <w:p>
             <w:r>
               <w:rPr>
-                <w:sz w:val="17"/>
+                <w:sz w:val="18"/>
+              </w:rPr>
+            </w:r>
+            <w:r>
+              <w:rPr>
+                <w:sz w:val="18"/>
               </w:rPr>
               <w:t>100.0% (20/20)</w:t>
             </w:r>
@@ -4577,7 +5581,12 @@
           <w:p>
             <w:r>
               <w:rPr>
-                <w:sz w:val="17"/>
+                <w:sz w:val="18"/>
+              </w:rPr>
+            </w:r>
+            <w:r>
+              <w:rPr>
+                <w:sz w:val="18"/>
               </w:rPr>
               <w:t>annotation</w:t>
             </w:r>
@@ -4590,7 +5599,12 @@
           <w:p>
             <w:r>
               <w:rPr>
-                <w:sz w:val="17"/>
+                <w:sz w:val="18"/>
+              </w:rPr>
+            </w:r>
+            <w:r>
+              <w:rPr>
+                <w:sz w:val="18"/>
               </w:rPr>
               <w:t>20</w:t>
             </w:r>
@@ -4603,7 +5617,12 @@
           <w:p>
             <w:r>
               <w:rPr>
-                <w:sz w:val="17"/>
+                <w:sz w:val="18"/>
+              </w:rPr>
+            </w:r>
+            <w:r>
+              <w:rPr>
+                <w:sz w:val="18"/>
               </w:rPr>
               <w:t>100.0% (20/20)</w:t>
             </w:r>
@@ -4618,7 +5637,12 @@
           <w:p>
             <w:r>
               <w:rPr>
-                <w:sz w:val="17"/>
+                <w:sz w:val="18"/>
+              </w:rPr>
+            </w:r>
+            <w:r>
+              <w:rPr>
+                <w:sz w:val="18"/>
               </w:rPr>
               <w:t>metadata</w:t>
             </w:r>
@@ -4631,7 +5655,12 @@
           <w:p>
             <w:r>
               <w:rPr>
-                <w:sz w:val="17"/>
+                <w:sz w:val="18"/>
+              </w:rPr>
+            </w:r>
+            <w:r>
+              <w:rPr>
+                <w:sz w:val="18"/>
               </w:rPr>
               <w:t>12</w:t>
             </w:r>
@@ -4644,7 +5673,12 @@
           <w:p>
             <w:r>
               <w:rPr>
-                <w:sz w:val="17"/>
+                <w:sz w:val="18"/>
+              </w:rPr>
+            </w:r>
+            <w:r>
+              <w:rPr>
+                <w:sz w:val="18"/>
               </w:rPr>
               <w:t>60.0% (12/20)</w:t>
             </w:r>
@@ -4659,7 +5693,12 @@
           <w:p>
             <w:r>
               <w:rPr>
-                <w:sz w:val="17"/>
+                <w:sz w:val="18"/>
+              </w:rPr>
+            </w:r>
+            <w:r>
+              <w:rPr>
+                <w:sz w:val="18"/>
               </w:rPr>
               <w:t>image_alt</w:t>
             </w:r>
@@ -4672,7 +5711,12 @@
           <w:p>
             <w:r>
               <w:rPr>
-                <w:sz w:val="17"/>
+                <w:sz w:val="18"/>
+              </w:rPr>
+            </w:r>
+            <w:r>
+              <w:rPr>
+                <w:sz w:val="18"/>
               </w:rPr>
               <w:t>12</w:t>
             </w:r>
@@ -4685,7 +5729,12 @@
           <w:p>
             <w:r>
               <w:rPr>
-                <w:sz w:val="17"/>
+                <w:sz w:val="18"/>
+              </w:rPr>
+            </w:r>
+            <w:r>
+              <w:rPr>
+                <w:sz w:val="18"/>
               </w:rPr>
               <w:t>60.0% (12/20)</w:t>
             </w:r>
@@ -4700,7 +5749,12 @@
           <w:p>
             <w:r>
               <w:rPr>
-                <w:sz w:val="17"/>
+                <w:sz w:val="18"/>
+              </w:rPr>
+            </w:r>
+            <w:r>
+              <w:rPr>
+                <w:sz w:val="18"/>
               </w:rPr>
               <w:t>rendered_image</w:t>
             </w:r>
@@ -4713,7 +5767,12 @@
           <w:p>
             <w:r>
               <w:rPr>
-                <w:sz w:val="17"/>
+                <w:sz w:val="18"/>
+              </w:rPr>
+            </w:r>
+            <w:r>
+              <w:rPr>
+                <w:sz w:val="18"/>
               </w:rPr>
               <w:t>0</w:t>
             </w:r>
@@ -4726,7 +5785,12 @@
           <w:p>
             <w:r>
               <w:rPr>
-                <w:sz w:val="17"/>
+                <w:sz w:val="18"/>
+              </w:rPr>
+            </w:r>
+            <w:r>
+              <w:rPr>
+                <w:sz w:val="18"/>
               </w:rPr>
               <w:t>0.0% (0/20)</w:t>
             </w:r>
@@ -4734,6 +5798,7 @@
         </w:tc>
       </w:tr>
     </w:tbl>
+    <w:p/>
     <w:p>
       <w:r>
         <w:t>False positives on clean files: 0.0% (0/5); on inflated-amount files: 0.0% (0/3).</w:t>
@@ -4786,9 +5851,12 @@
     </w:p>
     <w:p>
       <w:pPr>
-        <w:pStyle w:val="Heading2"/>
+        <w:pStyle w:val="Heading1"/>
       </w:pPr>
       <w:r>
+        <w:rPr>
+          <w:color w:val="14213D"/>
+        </w:rPr>
         <w:t>7. Known risks</w:t>
       </w:r>
     </w:p>
@@ -4821,7 +5889,13 @@
             <w:r>
               <w:rPr>
                 <w:b/>
-                <w:sz w:val="17"/>
+                <w:sz w:val="18"/>
+              </w:rPr>
+            </w:r>
+            <w:r>
+              <w:rPr>
+                <w:b/>
+                <w:sz w:val="18"/>
               </w:rPr>
               <w:t>#</w:t>
             </w:r>
@@ -4835,7 +5909,13 @@
             <w:r>
               <w:rPr>
                 <w:b/>
-                <w:sz w:val="17"/>
+                <w:sz w:val="18"/>
+              </w:rPr>
+            </w:r>
+            <w:r>
+              <w:rPr>
+                <w:b/>
+                <w:sz w:val="18"/>
               </w:rPr>
               <w:t>Risk</w:t>
             </w:r>
@@ -4849,7 +5929,13 @@
             <w:r>
               <w:rPr>
                 <w:b/>
-                <w:sz w:val="17"/>
+                <w:sz w:val="18"/>
+              </w:rPr>
+            </w:r>
+            <w:r>
+              <w:rPr>
+                <w:b/>
+                <w:sz w:val="18"/>
               </w:rPr>
               <w:t>Likelihood</w:t>
             </w:r>
@@ -4863,7 +5949,13 @@
             <w:r>
               <w:rPr>
                 <w:b/>
-                <w:sz w:val="17"/>
+                <w:sz w:val="18"/>
+              </w:rPr>
+            </w:r>
+            <w:r>
+              <w:rPr>
+                <w:b/>
+                <w:sz w:val="18"/>
               </w:rPr>
               <w:t>Impact</w:t>
             </w:r>
@@ -4877,7 +5969,13 @@
             <w:r>
               <w:rPr>
                 <w:b/>
-                <w:sz w:val="17"/>
+                <w:sz w:val="18"/>
+              </w:rPr>
+            </w:r>
+            <w:r>
+              <w:rPr>
+                <w:b/>
+                <w:sz w:val="18"/>
               </w:rPr>
               <w:t>Residual</w:t>
             </w:r>
@@ -4891,7 +5989,13 @@
             <w:r>
               <w:rPr>
                 <w:b/>
-                <w:sz w:val="17"/>
+                <w:sz w:val="18"/>
+              </w:rPr>
+            </w:r>
+            <w:r>
+              <w:rPr>
+                <w:b/>
+                <w:sz w:val="18"/>
               </w:rPr>
               <w:t>Mitigation now</w:t>
             </w:r>
@@ -4905,7 +6009,13 @@
             <w:r>
               <w:rPr>
                 <w:b/>
-                <w:sz w:val="17"/>
+                <w:sz w:val="18"/>
+              </w:rPr>
+            </w:r>
+            <w:r>
+              <w:rPr>
+                <w:b/>
+                <w:sz w:val="18"/>
               </w:rPr>
               <w:t>Planned</w:t>
             </w:r>
@@ -4920,7 +6030,12 @@
           <w:p>
             <w:r>
               <w:rPr>
-                <w:sz w:val="17"/>
+                <w:sz w:val="18"/>
+              </w:rPr>
+            </w:r>
+            <w:r>
+              <w:rPr>
+                <w:sz w:val="18"/>
               </w:rPr>
               <w:t>K1</w:t>
             </w:r>
@@ -4933,7 +6048,12 @@
           <w:p>
             <w:r>
               <w:rPr>
-                <w:sz w:val="17"/>
+                <w:sz w:val="18"/>
+              </w:rPr>
+            </w:r>
+            <w:r>
+              <w:rPr>
+                <w:sz w:val="18"/>
               </w:rPr>
               <w:t>The quarantined extractor is a model and can output wrong values inside the schema (inflated amount, wrong code). Spot check: totals and flags correct on one file per technique; the full set was not run</w:t>
             </w:r>
@@ -4946,7 +6066,12 @@
           <w:p>
             <w:r>
               <w:rPr>
-                <w:sz w:val="17"/>
+                <w:sz w:val="18"/>
+              </w:rPr>
+            </w:r>
+            <w:r>
+              <w:rPr>
+                <w:sz w:val="18"/>
               </w:rPr>
               <w:t>H</w:t>
             </w:r>
@@ -4959,7 +6084,12 @@
           <w:p>
             <w:r>
               <w:rPr>
-                <w:sz w:val="17"/>
+                <w:sz w:val="18"/>
+              </w:rPr>
+            </w:r>
+            <w:r>
+              <w:rPr>
+                <w:sz w:val="18"/>
               </w:rPr>
               <w:t>M</w:t>
             </w:r>
@@ -4972,7 +6102,12 @@
           <w:p>
             <w:r>
               <w:rPr>
-                <w:sz w:val="17"/>
+                <w:sz w:val="18"/>
+              </w:rPr>
+            </w:r>
+            <w:r>
+              <w:rPr>
+                <w:sz w:val="18"/>
               </w:rPr>
               <w:t>High</w:t>
             </w:r>
@@ -4985,7 +6120,12 @@
           <w:p>
             <w:r>
               <w:rPr>
-                <w:sz w:val="17"/>
+                <w:sz w:val="18"/>
+              </w:rPr>
+            </w:r>
+            <w:r>
+              <w:rPr>
+                <w:sz w:val="18"/>
               </w:rPr>
               <w:t>Consistency check flag; the twin cross-checks totals against line items in code; user reviews document-labelled values before T2; amount cap</w:t>
             </w:r>
@@ -4998,7 +6138,12 @@
           <w:p>
             <w:r>
               <w:rPr>
-                <w:sz w:val="17"/>
+                <w:sz w:val="18"/>
+              </w:rPr>
+            </w:r>
+            <w:r>
+              <w:rPr>
+                <w:sz w:val="18"/>
               </w:rPr>
               <w:t>Full-set rerun; cross-check more fields in code</w:t>
             </w:r>
@@ -5013,7 +6158,12 @@
           <w:p>
             <w:r>
               <w:rPr>
-                <w:sz w:val="17"/>
+                <w:sz w:val="18"/>
+              </w:rPr>
+            </w:r>
+            <w:r>
+              <w:rPr>
+                <w:sz w:val="18"/>
               </w:rPr>
               <w:t>K2</w:t>
             </w:r>
@@ -5026,7 +6176,12 @@
           <w:p>
             <w:r>
               <w:rPr>
-                <w:sz w:val="17"/>
+                <w:sz w:val="18"/>
+              </w:rPr>
+            </w:r>
+            <w:r>
+              <w:rPr>
+                <w:sz w:val="18"/>
               </w:rPr>
               <w:t>The planner model can give wrong advice text under injection. We bound side effects, not statements</w:t>
             </w:r>
@@ -5039,7 +6194,12 @@
           <w:p>
             <w:r>
               <w:rPr>
-                <w:sz w:val="17"/>
+                <w:sz w:val="18"/>
+              </w:rPr>
+            </w:r>
+            <w:r>
+              <w:rPr>
+                <w:sz w:val="18"/>
               </w:rPr>
               <w:t>M</w:t>
             </w:r>
@@ -5052,7 +6212,12 @@
           <w:p>
             <w:r>
               <w:rPr>
-                <w:sz w:val="17"/>
+                <w:sz w:val="18"/>
+              </w:rPr>
+            </w:r>
+            <w:r>
+              <w:rPr>
+                <w:sz w:val="18"/>
               </w:rPr>
               <w:t>M</w:t>
             </w:r>
@@ -5065,7 +6230,12 @@
           <w:p>
             <w:r>
               <w:rPr>
-                <w:sz w:val="17"/>
+                <w:sz w:val="18"/>
+              </w:rPr>
+            </w:r>
+            <w:r>
+              <w:rPr>
+                <w:sz w:val="18"/>
               </w:rPr>
               <w:t>Medium</w:t>
             </w:r>
@@ -5078,7 +6248,12 @@
           <w:p>
             <w:r>
               <w:rPr>
-                <w:sz w:val="17"/>
+                <w:sz w:val="18"/>
+              </w:rPr>
+            </w:r>
+            <w:r>
+              <w:rPr>
+                <w:sz w:val="18"/>
               </w:rPr>
               <w:t>Verdicts come from the solver; explainer quotes are string-verified</w:t>
             </w:r>
@@ -5091,7 +6266,12 @@
           <w:p>
             <w:r>
               <w:rPr>
-                <w:sz w:val="17"/>
+                <w:sz w:val="18"/>
+              </w:rPr>
+            </w:r>
+            <w:r>
+              <w:rPr>
+                <w:sz w:val="18"/>
               </w:rPr>
               <w:t>Add a reply check against solver output</w:t>
             </w:r>
@@ -5106,7 +6286,12 @@
           <w:p>
             <w:r>
               <w:rPr>
-                <w:sz w:val="17"/>
+                <w:sz w:val="18"/>
+              </w:rPr>
+            </w:r>
+            <w:r>
+              <w:rPr>
+                <w:sz w:val="18"/>
               </w:rPr>
               <w:t>K3</w:t>
             </w:r>
@@ -5119,7 +6304,12 @@
           <w:p>
             <w:r>
               <w:rPr>
-                <w:sz w:val="17"/>
+                <w:sz w:val="18"/>
+              </w:rPr>
+            </w:r>
+            <w:r>
+              <w:rPr>
+                <w:sz w:val="18"/>
               </w:rPr>
               <w:t>Hidden-text detection is heuristic. Rendered-image text was not detected (0 of 20); metadata and image alt text 60%</w:t>
             </w:r>
@@ -5132,7 +6322,12 @@
           <w:p>
             <w:r>
               <w:rPr>
-                <w:sz w:val="17"/>
+                <w:sz w:val="18"/>
+              </w:rPr>
+            </w:r>
+            <w:r>
+              <w:rPr>
+                <w:sz w:val="18"/>
               </w:rPr>
               <w:t>M</w:t>
             </w:r>
@@ -5145,7 +6340,12 @@
           <w:p>
             <w:r>
               <w:rPr>
-                <w:sz w:val="17"/>
+                <w:sz w:val="18"/>
+              </w:rPr>
+            </w:r>
+            <w:r>
+              <w:rPr>
+                <w:sz w:val="18"/>
               </w:rPr>
               <w:t>M</w:t>
             </w:r>
@@ -5158,7 +6358,12 @@
           <w:p>
             <w:r>
               <w:rPr>
-                <w:sz w:val="17"/>
+                <w:sz w:val="18"/>
+              </w:rPr>
+            </w:r>
+            <w:r>
+              <w:rPr>
+                <w:sz w:val="18"/>
               </w:rPr>
               <w:t>Medium</w:t>
             </w:r>
@@ -5171,7 +6376,12 @@
           <w:p>
             <w:r>
               <w:rPr>
-                <w:sz w:val="17"/>
+                <w:sz w:val="18"/>
+              </w:rPr>
+            </w:r>
+            <w:r>
+              <w:rPr>
+                <w:sz w:val="18"/>
               </w:rPr>
               <w:t>Typed extraction output only; instruction-like text flagged; labels block T2</w:t>
             </w:r>
@@ -5184,7 +6394,12 @@
           <w:p>
             <w:r>
               <w:rPr>
-                <w:sz w:val="17"/>
+                <w:sz w:val="18"/>
+              </w:rPr>
+            </w:r>
+            <w:r>
+              <w:rPr>
+                <w:sz w:val="18"/>
               </w:rPr>
               <w:t>OCR of rendered pages</w:t>
             </w:r>
@@ -5199,7 +6414,12 @@
           <w:p>
             <w:r>
               <w:rPr>
-                <w:sz w:val="17"/>
+                <w:sz w:val="18"/>
+              </w:rPr>
+            </w:r>
+            <w:r>
+              <w:rPr>
+                <w:sz w:val="18"/>
               </w:rPr>
               <w:t>K4</w:t>
             </w:r>
@@ -5212,7 +6432,12 @@
           <w:p>
             <w:r>
               <w:rPr>
-                <w:sz w:val="17"/>
+                <w:sz w:val="18"/>
+              </w:rPr>
+            </w:r>
+            <w:r>
+              <w:rPr>
+                <w:sz w:val="18"/>
               </w:rPr>
               <w:t>The audit log is tamper-evident, not tamper-proof. Whoever can write the file can rebuild the chain</w:t>
             </w:r>
@@ -5225,7 +6450,12 @@
           <w:p>
             <w:r>
               <w:rPr>
-                <w:sz w:val="17"/>
+                <w:sz w:val="18"/>
+              </w:rPr>
+            </w:r>
+            <w:r>
+              <w:rPr>
+                <w:sz w:val="18"/>
               </w:rPr>
               <w:t>L</w:t>
             </w:r>
@@ -5238,7 +6468,12 @@
           <w:p>
             <w:r>
               <w:rPr>
-                <w:sz w:val="17"/>
+                <w:sz w:val="18"/>
+              </w:rPr>
+            </w:r>
+            <w:r>
+              <w:rPr>
+                <w:sz w:val="18"/>
               </w:rPr>
               <w:t>H</w:t>
             </w:r>
@@ -5251,7 +6486,12 @@
           <w:p>
             <w:r>
               <w:rPr>
-                <w:sz w:val="17"/>
+                <w:sz w:val="18"/>
+              </w:rPr>
+            </w:r>
+            <w:r>
+              <w:rPr>
+                <w:sz w:val="18"/>
               </w:rPr>
               <w:t>Medium</w:t>
             </w:r>
@@ -5264,7 +6504,12 @@
           <w:p>
             <w:r>
               <w:rPr>
-                <w:sz w:val="17"/>
+                <w:sz w:val="18"/>
+              </w:rPr>
+            </w:r>
+            <w:r>
+              <w:rPr>
+                <w:sz w:val="18"/>
               </w:rPr>
               <w:t>Verifier shows edits to existing lines</w:t>
             </w:r>
@@ -5277,7 +6522,12 @@
           <w:p>
             <w:r>
               <w:rPr>
-                <w:sz w:val="17"/>
+                <w:sz w:val="18"/>
+              </w:rPr>
+            </w:r>
+            <w:r>
+              <w:rPr>
+                <w:sz w:val="18"/>
               </w:rPr>
               <w:t>Anchor a periodic root hash outside the host</w:t>
             </w:r>
@@ -5292,7 +6542,12 @@
           <w:p>
             <w:r>
               <w:rPr>
-                <w:sz w:val="17"/>
+                <w:sz w:val="18"/>
+              </w:rPr>
+            </w:r>
+            <w:r>
+              <w:rPr>
+                <w:sz w:val="18"/>
               </w:rPr>
               <w:t>K5</w:t>
             </w:r>
@@ -5305,19 +6560,19 @@
           <w:p>
             <w:r>
               <w:rPr>
-                <w:sz w:val="17"/>
+                <w:sz w:val="18"/>
               </w:rPr>
             </w:r>
             <w:r>
               <w:rPr>
                 <w:rFonts w:ascii="Consolas" w:hAnsi="Consolas"/>
-                <w:sz w:val="17"/>
+                <w:sz w:val="18"/>
               </w:rPr>
               <w:t>pep._audit</w:t>
             </w:r>
             <w:r>
               <w:rPr>
-                <w:sz w:val="17"/>
+                <w:sz w:val="18"/>
               </w:rPr>
               <w:t xml:space="preserve"> ignores log write errors, so a call can proceed without a log line</w:t>
             </w:r>
@@ -5330,7 +6585,12 @@
           <w:p>
             <w:r>
               <w:rPr>
-                <w:sz w:val="17"/>
+                <w:sz w:val="18"/>
+              </w:rPr>
+            </w:r>
+            <w:r>
+              <w:rPr>
+                <w:sz w:val="18"/>
               </w:rPr>
               <w:t>L</w:t>
             </w:r>
@@ -5343,7 +6603,12 @@
           <w:p>
             <w:r>
               <w:rPr>
-                <w:sz w:val="17"/>
+                <w:sz w:val="18"/>
+              </w:rPr>
+            </w:r>
+            <w:r>
+              <w:rPr>
+                <w:sz w:val="18"/>
               </w:rPr>
               <w:t>M</w:t>
             </w:r>
@@ -5356,7 +6621,12 @@
           <w:p>
             <w:r>
               <w:rPr>
-                <w:sz w:val="17"/>
+                <w:sz w:val="18"/>
+              </w:rPr>
+            </w:r>
+            <w:r>
+              <w:rPr>
+                <w:sz w:val="18"/>
               </w:rPr>
               <w:t>Low</w:t>
             </w:r>
@@ -5369,7 +6639,12 @@
           <w:p>
             <w:r>
               <w:rPr>
-                <w:sz w:val="17"/>
+                <w:sz w:val="18"/>
+              </w:rPr>
+            </w:r>
+            <w:r>
+              <w:rPr>
+                <w:sz w:val="18"/>
               </w:rPr>
               <w:t>Decisions are still enforced</w:t>
             </w:r>
@@ -5382,7 +6657,12 @@
           <w:p>
             <w:r>
               <w:rPr>
-                <w:sz w:val="17"/>
+                <w:sz w:val="18"/>
+              </w:rPr>
+            </w:r>
+            <w:r>
+              <w:rPr>
+                <w:sz w:val="18"/>
               </w:rPr>
               <w:t>Fail closed for T2 and above when logging fails</w:t>
             </w:r>
@@ -5397,7 +6677,12 @@
           <w:p>
             <w:r>
               <w:rPr>
-                <w:sz w:val="17"/>
+                <w:sz w:val="18"/>
+              </w:rPr>
+            </w:r>
+            <w:r>
+              <w:rPr>
+                <w:sz w:val="18"/>
               </w:rPr>
               <w:t>K6</w:t>
             </w:r>
@@ -5410,7 +6695,12 @@
           <w:p>
             <w:r>
               <w:rPr>
-                <w:sz w:val="17"/>
+                <w:sz w:val="18"/>
+              </w:rPr>
+            </w:r>
+            <w:r>
+              <w:rPr>
+                <w:sz w:val="18"/>
               </w:rPr>
               <w:t>The claim amount cap fires only when the draft carries an amount field</w:t>
             </w:r>
@@ -5423,7 +6713,12 @@
           <w:p>
             <w:r>
               <w:rPr>
-                <w:sz w:val="17"/>
+                <w:sz w:val="18"/>
+              </w:rPr>
+            </w:r>
+            <w:r>
+              <w:rPr>
+                <w:sz w:val="18"/>
               </w:rPr>
               <w:t>L</w:t>
             </w:r>
@@ -5436,7 +6731,12 @@
           <w:p>
             <w:r>
               <w:rPr>
-                <w:sz w:val="17"/>
+                <w:sz w:val="18"/>
+              </w:rPr>
+            </w:r>
+            <w:r>
+              <w:rPr>
+                <w:sz w:val="18"/>
               </w:rPr>
               <w:t>M</w:t>
             </w:r>
@@ -5449,7 +6749,12 @@
           <w:p>
             <w:r>
               <w:rPr>
-                <w:sz w:val="17"/>
+                <w:sz w:val="18"/>
+              </w:rPr>
+            </w:r>
+            <w:r>
+              <w:rPr>
+                <w:sz w:val="18"/>
               </w:rPr>
               <w:t>Low</w:t>
             </w:r>
@@ -5462,7 +6767,12 @@
           <w:p>
             <w:r>
               <w:rPr>
-                <w:sz w:val="17"/>
+                <w:sz w:val="18"/>
+              </w:rPr>
+            </w:r>
+            <w:r>
+              <w:rPr>
+                <w:sz w:val="18"/>
               </w:rPr>
               <w:t>Per-session and per-policy limits</w:t>
             </w:r>
@@ -5475,7 +6785,12 @@
           <w:p>
             <w:r>
               <w:rPr>
-                <w:sz w:val="17"/>
+                <w:sz w:val="18"/>
+              </w:rPr>
+            </w:r>
+            <w:r>
+              <w:rPr>
+                <w:sz w:val="18"/>
               </w:rPr>
               <w:t>Require an amount in every draft</w:t>
             </w:r>
@@ -5490,7 +6805,12 @@
           <w:p>
             <w:r>
               <w:rPr>
-                <w:sz w:val="17"/>
+                <w:sz w:val="18"/>
+              </w:rPr>
+            </w:r>
+            <w:r>
+              <w:rPr>
+                <w:sz w:val="18"/>
               </w:rPr>
               <w:t>K7</w:t>
             </w:r>
@@ -5503,7 +6823,12 @@
           <w:p>
             <w:r>
               <w:rPr>
-                <w:sz w:val="17"/>
+                <w:sz w:val="18"/>
+              </w:rPr>
+            </w:r>
+            <w:r>
+              <w:rPr>
+                <w:sz w:val="18"/>
               </w:rPr>
               <w:t>Chat refusals depend on regex rules in the planner. New phrasing may miss a rule (the blind off-script batch passed 3 of 14), although the enforcement layer still blocks T2 and T3 actions</w:t>
             </w:r>
@@ -5516,7 +6841,12 @@
           <w:p>
             <w:r>
               <w:rPr>
-                <w:sz w:val="17"/>
+                <w:sz w:val="18"/>
+              </w:rPr>
+            </w:r>
+            <w:r>
+              <w:rPr>
+                <w:sz w:val="18"/>
               </w:rPr>
               <w:t>M</w:t>
             </w:r>
@@ -5529,7 +6859,12 @@
           <w:p>
             <w:r>
               <w:rPr>
-                <w:sz w:val="17"/>
+                <w:sz w:val="18"/>
+              </w:rPr>
+            </w:r>
+            <w:r>
+              <w:rPr>
+                <w:sz w:val="18"/>
               </w:rPr>
               <w:t>L</w:t>
             </w:r>
@@ -5542,7 +6877,12 @@
           <w:p>
             <w:r>
               <w:rPr>
-                <w:sz w:val="17"/>
+                <w:sz w:val="18"/>
+              </w:rPr>
+            </w:r>
+            <w:r>
+              <w:rPr>
+                <w:sz w:val="18"/>
               </w:rPr>
               <w:t>Low</w:t>
             </w:r>
@@ -5555,7 +6895,12 @@
           <w:p>
             <w:r>
               <w:rPr>
-                <w:sz w:val="17"/>
+                <w:sz w:val="18"/>
+              </w:rPr>
+            </w:r>
+            <w:r>
+              <w:rPr>
+                <w:sz w:val="18"/>
               </w:rPr>
               <w:t>Enforcement is independent of the planner</w:t>
             </w:r>
@@ -5568,7 +6913,12 @@
           <w:p>
             <w:r>
               <w:rPr>
-                <w:sz w:val="17"/>
+                <w:sz w:val="18"/>
+              </w:rPr>
+            </w:r>
+            <w:r>
+              <w:rPr>
+                <w:sz w:val="18"/>
               </w:rPr>
               <w:t>Larger paraphrased attack set</w:t>
             </w:r>
@@ -5583,7 +6933,12 @@
           <w:p>
             <w:r>
               <w:rPr>
-                <w:sz w:val="17"/>
+                <w:sz w:val="18"/>
+              </w:rPr>
+            </w:r>
+            <w:r>
+              <w:rPr>
+                <w:sz w:val="18"/>
               </w:rPr>
               <w:t>K8</w:t>
             </w:r>
@@ -5596,7 +6951,12 @@
           <w:p>
             <w:r>
               <w:rPr>
-                <w:sz w:val="17"/>
+                <w:sz w:val="18"/>
+              </w:rPr>
+            </w:r>
+            <w:r>
+              <w:rPr>
+                <w:sz w:val="18"/>
               </w:rPr>
               <w:t>A poisoned user-uploaded policy can mislead coverage, allocation and recourse answers</w:t>
             </w:r>
@@ -5609,7 +6969,12 @@
           <w:p>
             <w:r>
               <w:rPr>
-                <w:sz w:val="17"/>
+                <w:sz w:val="18"/>
+              </w:rPr>
+            </w:r>
+            <w:r>
+              <w:rPr>
+                <w:sz w:val="18"/>
               </w:rPr>
               <w:t>M</w:t>
             </w:r>
@@ -5622,7 +6987,12 @@
           <w:p>
             <w:r>
               <w:rPr>
-                <w:sz w:val="17"/>
+                <w:sz w:val="18"/>
+              </w:rPr>
+            </w:r>
+            <w:r>
+              <w:rPr>
+                <w:sz w:val="18"/>
               </w:rPr>
               <w:t>M</w:t>
             </w:r>
@@ -5635,7 +7005,12 @@
           <w:p>
             <w:r>
               <w:rPr>
-                <w:sz w:val="17"/>
+                <w:sz w:val="18"/>
+              </w:rPr>
+            </w:r>
+            <w:r>
+              <w:rPr>
+                <w:sz w:val="18"/>
               </w:rPr>
               <w:t>Medium</w:t>
             </w:r>
@@ -5648,7 +7023,12 @@
           <w:p>
             <w:r>
               <w:rPr>
-                <w:sz w:val="17"/>
+                <w:sz w:val="18"/>
+              </w:rPr>
+            </w:r>
+            <w:r>
+              <w:rPr>
+                <w:sz w:val="18"/>
               </w:rPr>
               <w:t>Unverified badge; cannot trigger T2</w:t>
             </w:r>
@@ -5661,7 +7041,12 @@
           <w:p>
             <w:r>
               <w:rPr>
-                <w:sz w:val="17"/>
+                <w:sz w:val="18"/>
+              </w:rPr>
+            </w:r>
+            <w:r>
+              <w:rPr>
+                <w:sz w:val="18"/>
               </w:rPr>
               <w:t>Review step before verification</w:t>
             </w:r>
@@ -5676,7 +7061,12 @@
           <w:p>
             <w:r>
               <w:rPr>
-                <w:sz w:val="17"/>
+                <w:sz w:val="18"/>
+              </w:rPr>
+            </w:r>
+            <w:r>
+              <w:rPr>
+                <w:sz w:val="18"/>
               </w:rPr>
               <w:t>K9</w:t>
             </w:r>
@@ -5689,7 +7079,12 @@
           <w:p>
             <w:r>
               <w:rPr>
-                <w:sz w:val="17"/>
+                <w:sz w:val="18"/>
+              </w:rPr>
+            </w:r>
+            <w:r>
+              <w:rPr>
+                <w:sz w:val="18"/>
               </w:rPr>
               <w:t>The confirmation dialog relies on the user reading it. Social engineering of the user remains possible</w:t>
             </w:r>
@@ -5702,7 +7097,12 @@
           <w:p>
             <w:r>
               <w:rPr>
-                <w:sz w:val="17"/>
+                <w:sz w:val="18"/>
+              </w:rPr>
+            </w:r>
+            <w:r>
+              <w:rPr>
+                <w:sz w:val="18"/>
               </w:rPr>
               <w:t>M</w:t>
             </w:r>
@@ -5715,7 +7115,12 @@
           <w:p>
             <w:r>
               <w:rPr>
-                <w:sz w:val="17"/>
+                <w:sz w:val="18"/>
+              </w:rPr>
+            </w:r>
+            <w:r>
+              <w:rPr>
+                <w:sz w:val="18"/>
               </w:rPr>
               <w:t>M</w:t>
             </w:r>
@@ -5728,7 +7133,12 @@
           <w:p>
             <w:r>
               <w:rPr>
-                <w:sz w:val="17"/>
+                <w:sz w:val="18"/>
+              </w:rPr>
+            </w:r>
+            <w:r>
+              <w:rPr>
+                <w:sz w:val="18"/>
               </w:rPr>
               <w:t>Medium</w:t>
             </w:r>
@@ -5741,7 +7151,12 @@
           <w:p>
             <w:r>
               <w:rPr>
-                <w:sz w:val="17"/>
+                <w:sz w:val="18"/>
+              </w:rPr>
+            </w:r>
+            <w:r>
+              <w:rPr>
+                <w:sz w:val="18"/>
               </w:rPr>
               <w:t>Summary with trust badges and a nonce per call</w:t>
             </w:r>
@@ -5754,7 +7169,12 @@
           <w:p>
             <w:r>
               <w:rPr>
-                <w:sz w:val="17"/>
+                <w:sz w:val="18"/>
+              </w:rPr>
+            </w:r>
+            <w:r>
+              <w:rPr>
+                <w:sz w:val="18"/>
               </w:rPr>
               <w:t>Delay and plain-language diff</w:t>
             </w:r>
@@ -5769,7 +7189,12 @@
           <w:p>
             <w:r>
               <w:rPr>
-                <w:sz w:val="17"/>
+                <w:sz w:val="18"/>
+              </w:rPr>
+            </w:r>
+            <w:r>
+              <w:rPr>
+                <w:sz w:val="18"/>
               </w:rPr>
               <w:t>K10</w:t>
             </w:r>
@@ -5782,9 +7207,14 @@
           <w:p>
             <w:r>
               <w:rPr>
-                <w:sz w:val="17"/>
-              </w:rPr>
-              <w:t>Sandbox weaknesses: unencrypted SQLite fallback, no TLS at this layer (admin/back-office token is now read from an environment variable with no hardcoded default; endpoints refuse all requests when unset)</w:t>
+                <w:sz w:val="18"/>
+              </w:rPr>
+            </w:r>
+            <w:r>
+              <w:rPr>
+                <w:sz w:val="18"/>
+              </w:rPr>
+              <w:t>Sandbox weaknesses: unencrypted SQLite fallback, no TLS at this layer</w:t>
             </w:r>
           </w:p>
         </w:tc>
@@ -5795,7 +7225,12 @@
           <w:p>
             <w:r>
               <w:rPr>
-                <w:sz w:val="17"/>
+                <w:sz w:val="18"/>
+              </w:rPr>
+            </w:r>
+            <w:r>
+              <w:rPr>
+                <w:sz w:val="18"/>
               </w:rPr>
               <w:t>H</w:t>
             </w:r>
@@ -5808,7 +7243,12 @@
           <w:p>
             <w:r>
               <w:rPr>
-                <w:sz w:val="17"/>
+                <w:sz w:val="18"/>
+              </w:rPr>
+            </w:r>
+            <w:r>
+              <w:rPr>
+                <w:sz w:val="18"/>
               </w:rPr>
               <w:t>L</w:t>
             </w:r>
@@ -5821,7 +7261,12 @@
           <w:p>
             <w:r>
               <w:rPr>
-                <w:sz w:val="17"/>
+                <w:sz w:val="18"/>
+              </w:rPr>
+            </w:r>
+            <w:r>
+              <w:rPr>
+                <w:sz w:val="18"/>
               </w:rPr>
               <w:t>Medium</w:t>
             </w:r>
@@ -5834,9 +7279,14 @@
           <w:p>
             <w:r>
               <w:rPr>
-                <w:sz w:val="17"/>
-              </w:rPr>
-              <w:t>Documented as sandbox</w:t>
+                <w:sz w:val="18"/>
+              </w:rPr>
+            </w:r>
+            <w:r>
+              <w:rPr>
+                <w:sz w:val="18"/>
+              </w:rPr>
+              <w:t>Admin/back-office token is now read from an environment variable with no hardcoded default (endpoints refuse all requests when unset); documented as sandbox otherwise</w:t>
             </w:r>
           </w:p>
         </w:tc>
@@ -5847,7 +7297,12 @@
           <w:p>
             <w:r>
               <w:rPr>
-                <w:sz w:val="17"/>
+                <w:sz w:val="18"/>
+              </w:rPr>
+            </w:r>
+            <w:r>
+              <w:rPr>
+                <w:sz w:val="18"/>
               </w:rPr>
               <w:t>Real authentication and gateway for any deployment</w:t>
             </w:r>
@@ -5862,7 +7317,12 @@
           <w:p>
             <w:r>
               <w:rPr>
-                <w:sz w:val="17"/>
+                <w:sz w:val="18"/>
+              </w:rPr>
+            </w:r>
+            <w:r>
+              <w:rPr>
+                <w:sz w:val="18"/>
               </w:rPr>
               <w:t>K11</w:t>
             </w:r>
@@ -5875,7 +7335,12 @@
           <w:p>
             <w:r>
               <w:rPr>
-                <w:sz w:val="17"/>
+                <w:sz w:val="18"/>
+              </w:rPr>
+            </w:r>
+            <w:r>
+              <w:rPr>
+                <w:sz w:val="18"/>
               </w:rPr>
               <w:t>The output guard is a precision and recall trade-off (a 9-digit account may pass; a 10-digit reference may be masked)</w:t>
             </w:r>
@@ -5888,7 +7353,12 @@
           <w:p>
             <w:r>
               <w:rPr>
-                <w:sz w:val="17"/>
+                <w:sz w:val="18"/>
+              </w:rPr>
+            </w:r>
+            <w:r>
+              <w:rPr>
+                <w:sz w:val="18"/>
               </w:rPr>
               <w:t>M</w:t>
             </w:r>
@@ -5901,7 +7371,12 @@
           <w:p>
             <w:r>
               <w:rPr>
-                <w:sz w:val="17"/>
+                <w:sz w:val="18"/>
+              </w:rPr>
+            </w:r>
+            <w:r>
+              <w:rPr>
+                <w:sz w:val="18"/>
               </w:rPr>
               <w:t>L</w:t>
             </w:r>
@@ -5914,7 +7389,12 @@
           <w:p>
             <w:r>
               <w:rPr>
-                <w:sz w:val="17"/>
+                <w:sz w:val="18"/>
+              </w:rPr>
+            </w:r>
+            <w:r>
+              <w:rPr>
+                <w:sz w:val="18"/>
               </w:rPr>
               <w:t>Low</w:t>
             </w:r>
@@ -5927,7 +7407,12 @@
           <w:p>
             <w:r>
               <w:rPr>
-                <w:sz w:val="17"/>
+                <w:sz w:val="18"/>
+              </w:rPr>
+            </w:r>
+            <w:r>
+              <w:rPr>
+                <w:sz w:val="18"/>
               </w:rPr>
               <w:t>Several patterns plus decoding</w:t>
             </w:r>
@@ -5940,7 +7425,12 @@
           <w:p>
             <w:r>
               <w:rPr>
-                <w:sz w:val="17"/>
+                <w:sz w:val="18"/>
+              </w:rPr>
+            </w:r>
+            <w:r>
+              <w:rPr>
+                <w:sz w:val="18"/>
               </w:rPr>
               <w:t>Tune on real formats</w:t>
             </w:r>
@@ -5955,7 +7445,12 @@
           <w:p>
             <w:r>
               <w:rPr>
-                <w:sz w:val="17"/>
+                <w:sz w:val="18"/>
+              </w:rPr>
+            </w:r>
+            <w:r>
+              <w:rPr>
+                <w:sz w:val="18"/>
               </w:rPr>
               <w:t>K12</w:t>
             </w:r>
@@ -5968,7 +7463,12 @@
           <w:p>
             <w:r>
               <w:rPr>
-                <w:sz w:val="17"/>
+                <w:sz w:val="18"/>
+              </w:rPr>
+            </w:r>
+            <w:r>
+              <w:rPr>
+                <w:sz w:val="18"/>
               </w:rPr>
               <w:t>Third-party dependency: the hosted model and its outages. Failure mode is fail closed for T2</w:t>
             </w:r>
@@ -5981,7 +7481,12 @@
           <w:p>
             <w:r>
               <w:rPr>
-                <w:sz w:val="17"/>
+                <w:sz w:val="18"/>
+              </w:rPr>
+            </w:r>
+            <w:r>
+              <w:rPr>
+                <w:sz w:val="18"/>
               </w:rPr>
               <w:t>M</w:t>
             </w:r>
@@ -5994,7 +7499,12 @@
           <w:p>
             <w:r>
               <w:rPr>
-                <w:sz w:val="17"/>
+                <w:sz w:val="18"/>
+              </w:rPr>
+            </w:r>
+            <w:r>
+              <w:rPr>
+                <w:sz w:val="18"/>
               </w:rPr>
               <w:t>L</w:t>
             </w:r>
@@ -6007,7 +7517,12 @@
           <w:p>
             <w:r>
               <w:rPr>
-                <w:sz w:val="17"/>
+                <w:sz w:val="18"/>
+              </w:rPr>
+            </w:r>
+            <w:r>
+              <w:rPr>
+                <w:sz w:val="18"/>
               </w:rPr>
               <w:t>Low</w:t>
             </w:r>
@@ -6020,7 +7535,12 @@
           <w:p>
             <w:r>
               <w:rPr>
-                <w:sz w:val="17"/>
+                <w:sz w:val="18"/>
+              </w:rPr>
+            </w:r>
+            <w:r>
+              <w:rPr>
+                <w:sz w:val="18"/>
               </w:rPr>
               <w:t>Rule fallbacks for planner and fact binding</w:t>
             </w:r>
@@ -6033,7 +7553,12 @@
           <w:p>
             <w:r>
               <w:rPr>
-                <w:sz w:val="17"/>
+                <w:sz w:val="18"/>
+              </w:rPr>
+            </w:r>
+            <w:r>
+              <w:rPr>
+                <w:sz w:val="18"/>
               </w:rPr>
               <w:t>On-premise model</w:t>
             </w:r>
@@ -6048,7 +7573,12 @@
           <w:p>
             <w:r>
               <w:rPr>
-                <w:sz w:val="17"/>
+                <w:sz w:val="18"/>
+              </w:rPr>
+            </w:r>
+            <w:r>
+              <w:rPr>
+                <w:sz w:val="18"/>
               </w:rPr>
               <w:t>K13</w:t>
             </w:r>
@@ -6061,20 +7591,25 @@
           <w:p>
             <w:r>
               <w:rPr>
-                <w:sz w:val="17"/>
+                <w:sz w:val="18"/>
+              </w:rPr>
+            </w:r>
+            <w:r>
+              <w:rPr>
+                <w:sz w:val="18"/>
               </w:rPr>
               <w:t xml:space="preserve">Files in </w:t>
             </w:r>
             <w:r>
               <w:rPr>
                 <w:rFonts w:ascii="Consolas" w:hAnsi="Consolas"/>
-                <w:sz w:val="17"/>
+                <w:sz w:val="18"/>
               </w:rPr>
               <w:t>data/uploads</w:t>
             </w:r>
             <w:r>
               <w:rPr>
-                <w:sz w:val="17"/>
+                <w:sz w:val="18"/>
               </w:rPr>
               <w:t xml:space="preserve"> from tier 3 form tests contain the typed (synthetic) account number in plain text</w:t>
             </w:r>
@@ -6087,7 +7622,12 @@
           <w:p>
             <w:r>
               <w:rPr>
-                <w:sz w:val="17"/>
+                <w:sz w:val="18"/>
+              </w:rPr>
+            </w:r>
+            <w:r>
+              <w:rPr>
+                <w:sz w:val="18"/>
               </w:rPr>
               <w:t>M</w:t>
             </w:r>
@@ -6100,7 +7640,12 @@
           <w:p>
             <w:r>
               <w:rPr>
-                <w:sz w:val="17"/>
+                <w:sz w:val="18"/>
+              </w:rPr>
+            </w:r>
+            <w:r>
+              <w:rPr>
+                <w:sz w:val="18"/>
               </w:rPr>
               <w:t>L</w:t>
             </w:r>
@@ -6113,7 +7658,12 @@
           <w:p>
             <w:r>
               <w:rPr>
-                <w:sz w:val="17"/>
+                <w:sz w:val="18"/>
+              </w:rPr>
+            </w:r>
+            <w:r>
+              <w:rPr>
+                <w:sz w:val="18"/>
               </w:rPr>
               <w:t>Low</w:t>
             </w:r>
@@ -6126,7 +7676,12 @@
           <w:p>
             <w:r>
               <w:rPr>
-                <w:sz w:val="17"/>
+                <w:sz w:val="18"/>
+              </w:rPr>
+            </w:r>
+            <w:r>
+              <w:rPr>
+                <w:sz w:val="18"/>
               </w:rPr>
               <w:t>Synthetic values only; the folder is not published</w:t>
             </w:r>
@@ -6139,7 +7694,12 @@
           <w:p>
             <w:r>
               <w:rPr>
-                <w:sz w:val="17"/>
+                <w:sz w:val="18"/>
+              </w:rPr>
+            </w:r>
+            <w:r>
+              <w:rPr>
+                <w:sz w:val="18"/>
               </w:rPr>
               <w:t>Hash the value; delete the files</w:t>
             </w:r>
@@ -6154,7 +7714,12 @@
           <w:p>
             <w:r>
               <w:rPr>
-                <w:sz w:val="17"/>
+                <w:sz w:val="18"/>
+              </w:rPr>
+            </w:r>
+            <w:r>
+              <w:rPr>
+                <w:sz w:val="18"/>
               </w:rPr>
               <w:t>K14</w:t>
             </w:r>
@@ -6167,9 +7732,14 @@
           <w:p>
             <w:r>
               <w:rPr>
-                <w:sz w:val="17"/>
-              </w:rPr>
-              <w:t>Extracted text (not whole PDFs) is sent to a hosted model after local PII redaction and a final PII gate; redaction is not claimed perfect (unlabelled third-party names)</w:t>
+                <w:sz w:val="18"/>
+              </w:rPr>
+            </w:r>
+            <w:r>
+              <w:rPr>
+                <w:sz w:val="18"/>
+              </w:rPr>
+              <w:t>Residual PII in an uploaded document could still reach the hosted model: structural detectors cover NIK/account/card/phone/DOB reliably, but a person's name with no label and no match to the account holder's own name (e.g. a third party mentioned in free text) may not be caught</w:t>
             </w:r>
           </w:p>
         </w:tc>
@@ -6180,9 +7750,14 @@
           <w:p>
             <w:r>
               <w:rPr>
-                <w:sz w:val="17"/>
-              </w:rPr>
-              <w:t>H</w:t>
+                <w:sz w:val="18"/>
+              </w:rPr>
+            </w:r>
+            <w:r>
+              <w:rPr>
+                <w:sz w:val="18"/>
+              </w:rPr>
+              <w:t>M</w:t>
             </w:r>
           </w:p>
         </w:tc>
@@ -6193,9 +7768,14 @@
           <w:p>
             <w:r>
               <w:rPr>
-                <w:sz w:val="17"/>
-              </w:rPr>
-              <w:t>M</w:t>
+                <w:sz w:val="18"/>
+              </w:rPr>
+            </w:r>
+            <w:r>
+              <w:rPr>
+                <w:sz w:val="18"/>
+              </w:rPr>
+              <w:t>L</w:t>
             </w:r>
           </w:p>
         </w:tc>
@@ -6206,9 +7786,14 @@
           <w:p>
             <w:r>
               <w:rPr>
-                <w:sz w:val="17"/>
-              </w:rPr>
-              <w:t>Medium</w:t>
+                <w:sz w:val="18"/>
+              </w:rPr>
+            </w:r>
+            <w:r>
+              <w:rPr>
+                <w:sz w:val="18"/>
+              </w:rPr>
+              <w:t>Low</w:t>
             </w:r>
           </w:p>
         </w:tc>
@@ -6219,9 +7804,27 @@
           <w:p>
             <w:r>
               <w:rPr>
-                <w:sz w:val="17"/>
-              </w:rPr>
-              <w:t>Demo uses public or synthetic text only</w:t>
+                <w:sz w:val="18"/>
+              </w:rPr>
+            </w:r>
+            <w:r>
+              <w:rPr>
+                <w:sz w:val="18"/>
+              </w:rPr>
+              <w:t>Local extraction + redaction + a final re-scan gate that blocks the call outright if any residual NIK/account/card/phone/known name is found (</w:t>
+            </w:r>
+            <w:r>
+              <w:rPr>
+                <w:rFonts w:ascii="Consolas" w:hAnsi="Consolas"/>
+                <w:sz w:val="18"/>
+              </w:rPr>
+              <w:t>PII_BLOCKED</w:t>
+            </w:r>
+            <w:r>
+              <w:rPr>
+                <w:sz w:val="18"/>
+              </w:rPr>
+              <w:t>, audited by count and type, never by value); measured 100% recall on labelled PII in our own test set (team-written, not a public benchmark), with unlabelled-name recall around 50% as the known weak spot</w:t>
             </w:r>
           </w:p>
         </w:tc>
@@ -6232,9 +7835,14 @@
           <w:p>
             <w:r>
               <w:rPr>
-                <w:sz w:val="17"/>
-              </w:rPr>
-              <w:t>On-premise extraction model</w:t>
+                <w:sz w:val="18"/>
+              </w:rPr>
+            </w:r>
+            <w:r>
+              <w:rPr>
+                <w:sz w:val="18"/>
+              </w:rPr>
+              <w:t>A local NER pass for unlabelled names; on-premise extraction model</w:t>
             </w:r>
           </w:p>
         </w:tc>
@@ -6247,7 +7855,12 @@
           <w:p>
             <w:r>
               <w:rPr>
-                <w:sz w:val="17"/>
+                <w:sz w:val="18"/>
+              </w:rPr>
+            </w:r>
+            <w:r>
+              <w:rPr>
+                <w:sz w:val="18"/>
               </w:rPr>
               <w:t>K15</w:t>
             </w:r>
@@ -6260,7 +7873,12 @@
           <w:p>
             <w:r>
               <w:rPr>
-                <w:sz w:val="17"/>
+                <w:sz w:val="18"/>
+              </w:rPr>
+            </w:r>
+            <w:r>
+              <w:rPr>
+                <w:sz w:val="18"/>
               </w:rPr>
               <w:t>Test sets are small and written by the team</w:t>
             </w:r>
@@ -6273,7 +7891,12 @@
           <w:p>
             <w:r>
               <w:rPr>
-                <w:sz w:val="17"/>
+                <w:sz w:val="18"/>
+              </w:rPr>
+            </w:r>
+            <w:r>
+              <w:rPr>
+                <w:sz w:val="18"/>
               </w:rPr>
               <w:t>H</w:t>
             </w:r>
@@ -6286,7 +7909,12 @@
           <w:p>
             <w:r>
               <w:rPr>
-                <w:sz w:val="17"/>
+                <w:sz w:val="18"/>
+              </w:rPr>
+            </w:r>
+            <w:r>
+              <w:rPr>
+                <w:sz w:val="18"/>
               </w:rPr>
               <w:t>M</w:t>
             </w:r>
@@ -6299,7 +7927,12 @@
           <w:p>
             <w:r>
               <w:rPr>
-                <w:sz w:val="17"/>
+                <w:sz w:val="18"/>
+              </w:rPr>
+            </w:r>
+            <w:r>
+              <w:rPr>
+                <w:sz w:val="18"/>
               </w:rPr>
               <w:t>High</w:t>
             </w:r>
@@ -6312,7 +7945,12 @@
           <w:p>
             <w:r>
               <w:rPr>
-                <w:sz w:val="17"/>
+                <w:sz w:val="18"/>
+              </w:rPr>
+            </w:r>
+            <w:r>
+              <w:rPr>
+                <w:sz w:val="18"/>
               </w:rPr>
               <w:t>Reported with counts</w:t>
             </w:r>
@@ -6325,7 +7963,12 @@
           <w:p>
             <w:r>
               <w:rPr>
-                <w:sz w:val="17"/>
+                <w:sz w:val="18"/>
+              </w:rPr>
+            </w:r>
+            <w:r>
+              <w:rPr>
+                <w:sz w:val="18"/>
               </w:rPr>
               <w:t>External red team</w:t>
             </w:r>
@@ -6340,7 +7983,12 @@
           <w:p>
             <w:r>
               <w:rPr>
-                <w:sz w:val="17"/>
+                <w:sz w:val="18"/>
+              </w:rPr>
+            </w:r>
+            <w:r>
+              <w:rPr>
+                <w:sz w:val="18"/>
               </w:rPr>
               <w:t>K16</w:t>
             </w:r>
@@ -6353,7 +8001,12 @@
           <w:p>
             <w:r>
               <w:rPr>
-                <w:sz w:val="17"/>
+                <w:sz w:val="18"/>
+              </w:rPr>
+            </w:r>
+            <w:r>
+              <w:rPr>
+                <w:sz w:val="18"/>
               </w:rPr>
               <w:t>Recourse suggestions could be misread as advice to alter facts</w:t>
             </w:r>
@@ -6366,7 +8019,12 @@
           <w:p>
             <w:r>
               <w:rPr>
-                <w:sz w:val="17"/>
+                <w:sz w:val="18"/>
+              </w:rPr>
+            </w:r>
+            <w:r>
+              <w:rPr>
+                <w:sz w:val="18"/>
               </w:rPr>
               <w:t>L</w:t>
             </w:r>
@@ -6379,7 +8037,12 @@
           <w:p>
             <w:r>
               <w:rPr>
-                <w:sz w:val="17"/>
+                <w:sz w:val="18"/>
+              </w:rPr>
+            </w:r>
+            <w:r>
+              <w:rPr>
+                <w:sz w:val="18"/>
               </w:rPr>
               <w:t>H</w:t>
             </w:r>
@@ -6392,7 +8055,12 @@
           <w:p>
             <w:r>
               <w:rPr>
-                <w:sz w:val="17"/>
+                <w:sz w:val="18"/>
+              </w:rPr>
+            </w:r>
+            <w:r>
+              <w:rPr>
+                <w:sz w:val="18"/>
               </w:rPr>
               <w:t>Medium</w:t>
             </w:r>
@@ -6405,7 +8073,12 @@
           <w:p>
             <w:r>
               <w:rPr>
-                <w:sz w:val="17"/>
+                <w:sz w:val="18"/>
+              </w:rPr>
+            </w:r>
+            <w:r>
+              <w:rPr>
+                <w:sz w:val="18"/>
               </w:rPr>
               <w:t>Event facts are immutable in code; misrepresentation requests are refused; every option names a legitimate action</w:t>
             </w:r>
@@ -6418,19 +8091,412 @@
           <w:p>
             <w:r>
               <w:rPr>
-                <w:sz w:val="17"/>
+                <w:sz w:val="18"/>
+              </w:rPr>
+            </w:r>
+            <w:r>
+              <w:rPr>
+                <w:sz w:val="18"/>
               </w:rPr>
               <w:t>User-facing wording review</w:t>
+            </w:r>
+          </w:p>
+        </w:tc>
+      </w:tr>
+      <w:tr>
+        <w:tc>
+          <w:tcPr>
+            <w:tcW w:type="dxa" w:w="1234"/>
+          </w:tcPr>
+          <w:p>
+            <w:r>
+              <w:rPr>
+                <w:sz w:val="18"/>
+              </w:rPr>
+            </w:r>
+            <w:r>
+              <w:rPr>
+                <w:sz w:val="18"/>
+              </w:rPr>
+              <w:t>K17</w:t>
+            </w:r>
+          </w:p>
+        </w:tc>
+        <w:tc>
+          <w:tcPr>
+            <w:tcW w:type="dxa" w:w="1234"/>
+          </w:tcPr>
+          <w:p>
+            <w:r>
+              <w:rPr>
+                <w:sz w:val="18"/>
+              </w:rPr>
+            </w:r>
+            <w:r>
+              <w:rPr>
+                <w:sz w:val="18"/>
+              </w:rPr>
+              <w:t>A customer can state that documents exist without uploading them; the claim is then prepared on that statement</w:t>
+            </w:r>
+          </w:p>
+        </w:tc>
+        <w:tc>
+          <w:tcPr>
+            <w:tcW w:type="dxa" w:w="1234"/>
+          </w:tcPr>
+          <w:p>
+            <w:r>
+              <w:rPr>
+                <w:sz w:val="18"/>
+              </w:rPr>
+            </w:r>
+            <w:r>
+              <w:rPr>
+                <w:sz w:val="18"/>
+              </w:rPr>
+              <w:t>M</w:t>
+            </w:r>
+          </w:p>
+        </w:tc>
+        <w:tc>
+          <w:tcPr>
+            <w:tcW w:type="dxa" w:w="1234"/>
+          </w:tcPr>
+          <w:p>
+            <w:r>
+              <w:rPr>
+                <w:sz w:val="18"/>
+              </w:rPr>
+            </w:r>
+            <w:r>
+              <w:rPr>
+                <w:sz w:val="18"/>
+              </w:rPr>
+              <w:t>L</w:t>
+            </w:r>
+          </w:p>
+        </w:tc>
+        <w:tc>
+          <w:tcPr>
+            <w:tcW w:type="dxa" w:w="1234"/>
+          </w:tcPr>
+          <w:p>
+            <w:r>
+              <w:rPr>
+                <w:sz w:val="18"/>
+              </w:rPr>
+            </w:r>
+            <w:r>
+              <w:rPr>
+                <w:sz w:val="18"/>
+              </w:rPr>
+              <w:t>Low</w:t>
+            </w:r>
+          </w:p>
+        </w:tc>
+        <w:tc>
+          <w:tcPr>
+            <w:tcW w:type="dxa" w:w="1234"/>
+          </w:tcPr>
+          <w:p>
+            <w:r>
+              <w:rPr>
+                <w:sz w:val="18"/>
+              </w:rPr>
+            </w:r>
+            <w:r>
+              <w:rPr>
+                <w:sz w:val="18"/>
+              </w:rPr>
+              <w:t>Only uploaded files count as attached; declared items are labelled as such on the form and at the desk; the insurer decides</w:t>
+            </w:r>
+          </w:p>
+        </w:tc>
+        <w:tc>
+          <w:tcPr>
+            <w:tcW w:type="dxa" w:w="1234"/>
+          </w:tcPr>
+          <w:p>
+            <w:r>
+              <w:rPr>
+                <w:sz w:val="18"/>
+              </w:rPr>
+            </w:r>
+            <w:r>
+              <w:rPr>
+                <w:sz w:val="18"/>
+              </w:rPr>
+              <w:t>Block submission of declared-only claims in production mode</w:t>
+            </w:r>
+          </w:p>
+        </w:tc>
+      </w:tr>
+      <w:tr>
+        <w:tc>
+          <w:tcPr>
+            <w:tcW w:type="dxa" w:w="1234"/>
+          </w:tcPr>
+          <w:p>
+            <w:r>
+              <w:rPr>
+                <w:sz w:val="18"/>
+              </w:rPr>
+            </w:r>
+            <w:r>
+              <w:rPr>
+                <w:sz w:val="18"/>
+              </w:rPr>
+              <w:t>K18</w:t>
+            </w:r>
+          </w:p>
+        </w:tc>
+        <w:tc>
+          <w:tcPr>
+            <w:tcW w:type="dxa" w:w="1234"/>
+          </w:tcPr>
+          <w:p>
+            <w:r>
+              <w:rPr>
+                <w:sz w:val="18"/>
+              </w:rPr>
+            </w:r>
+            <w:r>
+              <w:rPr>
+                <w:sz w:val="18"/>
+              </w:rPr>
+              <w:t>Typed session state is kept in memory; a backend restart ends open sessions (the transcript survives, the facts do not)</w:t>
+            </w:r>
+          </w:p>
+        </w:tc>
+        <w:tc>
+          <w:tcPr>
+            <w:tcW w:type="dxa" w:w="1234"/>
+          </w:tcPr>
+          <w:p>
+            <w:r>
+              <w:rPr>
+                <w:sz w:val="18"/>
+              </w:rPr>
+            </w:r>
+            <w:r>
+              <w:rPr>
+                <w:sz w:val="18"/>
+              </w:rPr>
+              <w:t>M</w:t>
+            </w:r>
+          </w:p>
+        </w:tc>
+        <w:tc>
+          <w:tcPr>
+            <w:tcW w:type="dxa" w:w="1234"/>
+          </w:tcPr>
+          <w:p>
+            <w:r>
+              <w:rPr>
+                <w:sz w:val="18"/>
+              </w:rPr>
+            </w:r>
+            <w:r>
+              <w:rPr>
+                <w:sz w:val="18"/>
+              </w:rPr>
+              <w:t>L</w:t>
+            </w:r>
+          </w:p>
+        </w:tc>
+        <w:tc>
+          <w:tcPr>
+            <w:tcW w:type="dxa" w:w="1234"/>
+          </w:tcPr>
+          <w:p>
+            <w:r>
+              <w:rPr>
+                <w:sz w:val="18"/>
+              </w:rPr>
+            </w:r>
+            <w:r>
+              <w:rPr>
+                <w:sz w:val="18"/>
+              </w:rPr>
+              <w:t>Low</w:t>
+            </w:r>
+          </w:p>
+        </w:tc>
+        <w:tc>
+          <w:tcPr>
+            <w:tcW w:type="dxa" w:w="1234"/>
+          </w:tcPr>
+          <w:p>
+            <w:r>
+              <w:rPr>
+                <w:sz w:val="18"/>
+              </w:rPr>
+            </w:r>
+            <w:r>
+              <w:rPr>
+                <w:sz w:val="18"/>
+              </w:rPr>
+              <w:t>Conversation history persisted; the customer restates the situation</w:t>
+            </w:r>
+          </w:p>
+        </w:tc>
+        <w:tc>
+          <w:tcPr>
+            <w:tcW w:type="dxa" w:w="1234"/>
+          </w:tcPr>
+          <w:p>
+            <w:r>
+              <w:rPr>
+                <w:sz w:val="18"/>
+              </w:rPr>
+            </w:r>
+            <w:r>
+              <w:rPr>
+                <w:sz w:val="18"/>
+              </w:rPr>
+              <w:t>Persist typed session state with the history</w:t>
+            </w:r>
+          </w:p>
+        </w:tc>
+      </w:tr>
+      <w:tr>
+        <w:tc>
+          <w:tcPr>
+            <w:tcW w:type="dxa" w:w="1234"/>
+          </w:tcPr>
+          <w:p>
+            <w:r>
+              <w:rPr>
+                <w:sz w:val="18"/>
+              </w:rPr>
+            </w:r>
+            <w:r>
+              <w:rPr>
+                <w:sz w:val="18"/>
+              </w:rPr>
+              <w:t>K19</w:t>
+            </w:r>
+          </w:p>
+        </w:tc>
+        <w:tc>
+          <w:tcPr>
+            <w:tcW w:type="dxa" w:w="1234"/>
+          </w:tcPr>
+          <w:p>
+            <w:r>
+              <w:rPr>
+                <w:sz w:val="18"/>
+              </w:rPr>
+            </w:r>
+            <w:r>
+              <w:rPr>
+                <w:sz w:val="18"/>
+              </w:rPr>
+              <w:t>During demonstrations the backend is reached through a public tunnel to the team's machine</w:t>
+            </w:r>
+          </w:p>
+        </w:tc>
+        <w:tc>
+          <w:tcPr>
+            <w:tcW w:type="dxa" w:w="1234"/>
+          </w:tcPr>
+          <w:p>
+            <w:r>
+              <w:rPr>
+                <w:sz w:val="18"/>
+              </w:rPr>
+            </w:r>
+            <w:r>
+              <w:rPr>
+                <w:sz w:val="18"/>
+              </w:rPr>
+              <w:t>M</w:t>
+            </w:r>
+          </w:p>
+        </w:tc>
+        <w:tc>
+          <w:tcPr>
+            <w:tcW w:type="dxa" w:w="1234"/>
+          </w:tcPr>
+          <w:p>
+            <w:r>
+              <w:rPr>
+                <w:sz w:val="18"/>
+              </w:rPr>
+            </w:r>
+            <w:r>
+              <w:rPr>
+                <w:sz w:val="18"/>
+              </w:rPr>
+              <w:t>M</w:t>
+            </w:r>
+          </w:p>
+        </w:tc>
+        <w:tc>
+          <w:tcPr>
+            <w:tcW w:type="dxa" w:w="1234"/>
+          </w:tcPr>
+          <w:p>
+            <w:r>
+              <w:rPr>
+                <w:sz w:val="18"/>
+              </w:rPr>
+            </w:r>
+            <w:r>
+              <w:rPr>
+                <w:sz w:val="18"/>
+              </w:rPr>
+              <w:t>Medium</w:t>
+            </w:r>
+          </w:p>
+        </w:tc>
+        <w:tc>
+          <w:tcPr>
+            <w:tcW w:type="dxa" w:w="1234"/>
+          </w:tcPr>
+          <w:p>
+            <w:r>
+              <w:rPr>
+                <w:sz w:val="18"/>
+              </w:rPr>
+            </w:r>
+            <w:r>
+              <w:rPr>
+                <w:sz w:val="18"/>
+              </w:rPr>
+              <w:t>Back-office token required for every insurer endpoint; session tokens per login; no CORS from the browser</w:t>
+            </w:r>
+          </w:p>
+        </w:tc>
+        <w:tc>
+          <w:tcPr>
+            <w:tcW w:type="dxa" w:w="1234"/>
+          </w:tcPr>
+          <w:p>
+            <w:r>
+              <w:rPr>
+                <w:sz w:val="18"/>
+              </w:rPr>
+            </w:r>
+            <w:r>
+              <w:rPr>
+                <w:sz w:val="18"/>
+              </w:rPr>
+              <w:t>Container deployment on a managed host</w:t>
             </w:r>
           </w:p>
         </w:tc>
       </w:tr>
     </w:tbl>
+    <w:p/>
     <w:p>
       <w:pPr>
-        <w:pStyle w:val="Heading2"/>
+        <w:pStyle w:val="Heading1"/>
       </w:pPr>
       <w:r>
+        <w:rPr>
+          <w:color w:val="14213D"/>
+        </w:rPr>
         <w:t>8. What we do not claim</w:t>
       </w:r>
     </w:p>
@@ -6439,7 +8505,7 @@
         <w:pStyle w:val="ListBullet"/>
       </w:pPr>
       <w:r>
-        <w:t>We do not claim that no data leaves the system: redacted document text (not whole PDFs) is sent to a hosted model for extraction, after local PII redaction and a final gate that blocks the call if residual PII is found. We do not claim the redaction is perfect (unlabelled third-party names are a known gap). The demo uses synthetic data and public wording only.</w:t>
+        <w:t>We do not claim that no data leaves the system: redacted document text (not whole PDFs) is sent to a hosted model for extraction. We do not claim the redaction is perfect — see K14 for its measured recall and known weak spot (unlabelled third-party names).</w:t>
       </w:r>
     </w:p>
     <w:p>

--- a/SUBMISSION/5_Security_Self_Assessment.docx
+++ b/SUBMISSION/5_Security_Self_Assessment.docx
@@ -3790,6 +3790,172 @@
       </w:r>
       <w:r>
         <w:t xml:space="preserve"> passes the enforcement check, and the result is audited.</w:t>
+      </w:r>
+    </w:p>
+    <w:p>
+      <w:pPr>
+        <w:pStyle w:val="Heading2"/>
+      </w:pPr>
+      <w:r>
+        <w:rPr>
+          <w:color w:val="14213D"/>
+        </w:rPr>
+        <w:t>4.1 Accounts and customer isolation</w:t>
+      </w:r>
+    </w:p>
+    <w:p>
+      <w:pPr>
+        <w:pStyle w:val="ListBullet"/>
+      </w:pPr>
+      <w:r>
+        <w:t xml:space="preserve">With </w:t>
+      </w:r>
+      <w:r>
+        <w:rPr>
+          <w:rFonts w:ascii="Consolas" w:hAnsi="Consolas"/>
+          <w:sz w:val="19"/>
+        </w:rPr>
+        <w:t>CG_AUTH=supabase</w:t>
+      </w:r>
+      <w:r>
+        <w:t xml:space="preserve"> there is no anonymous login. The browser signs in at Supabase (the password never reaches our backend) and gives the backend the access token. The backend asks Supabase who owns the token, requires a confirmed email, and derives the internal user id from the verified account id. The id is never taken from the request.</w:t>
+      </w:r>
+    </w:p>
+    <w:p>
+      <w:pPr>
+        <w:pStyle w:val="ListBullet"/>
+      </w:pPr>
+      <w:r>
+        <w:t>Every route that touches customer data resolves the session first and filters on that user id: policies, claims (</w:t>
+      </w:r>
+      <w:r>
+        <w:rPr>
+          <w:rFonts w:ascii="Consolas" w:hAnsi="Consolas"/>
+          <w:sz w:val="19"/>
+        </w:rPr>
+        <w:t>/claims/{id}</w:t>
+      </w:r>
+      <w:r>
+        <w:t>), uploads (</w:t>
+      </w:r>
+      <w:r>
+        <w:rPr>
+          <w:rFonts w:ascii="Consolas" w:hAnsi="Consolas"/>
+          <w:sz w:val="19"/>
+        </w:rPr>
+        <w:t>/uploads/{id}</w:t>
+      </w:r>
+      <w:r>
+        <w:t>), history (</w:t>
+      </w:r>
+      <w:r>
+        <w:rPr>
+          <w:rFonts w:ascii="Consolas" w:hAnsi="Consolas"/>
+          <w:sz w:val="19"/>
+        </w:rPr>
+        <w:t>/history</w:t>
+      </w:r>
+      <w:r>
+        <w:t>) and chat. A chat turn can only name the caller's own uploads or the bundled demo files.</w:t>
+      </w:r>
+    </w:p>
+    <w:p>
+      <w:pPr>
+        <w:pStyle w:val="ListBullet"/>
+      </w:pPr>
+      <w:r>
+        <w:t xml:space="preserve">Tests in </w:t>
+      </w:r>
+      <w:r>
+        <w:rPr>
+          <w:rFonts w:ascii="Consolas" w:hAnsi="Consolas"/>
+          <w:sz w:val="19"/>
+        </w:rPr>
+        <w:t>tests/test_accounts.py</w:t>
+      </w:r>
+      <w:r>
+        <w:t xml:space="preserve"> log in as two different accounts and check that the second one gets a refusal or an empty list for the first one's uploads, chats, claims and for forged or unconfirmed tokens. A request that names another account's claim is audited as </w:t>
+      </w:r>
+      <w:r>
+        <w:rPr>
+          <w:rFonts w:ascii="Consolas" w:hAnsi="Consolas"/>
+          <w:sz w:val="19"/>
+        </w:rPr>
+        <w:t>IDOR_ATTEMPT</w:t>
+      </w:r>
+      <w:r>
+        <w:t>.</w:t>
+      </w:r>
+    </w:p>
+    <w:p>
+      <w:pPr>
+        <w:pStyle w:val="ListBullet"/>
+      </w:pPr>
+      <w:r>
+        <w:t>Chats cached in the browser are removed on sign out and whenever a different account signs in.</w:t>
+      </w:r>
+    </w:p>
+    <w:p>
+      <w:pPr>
+        <w:pStyle w:val="Heading2"/>
+      </w:pPr>
+      <w:r>
+        <w:rPr>
+          <w:color w:val="14213D"/>
+        </w:rPr>
+        <w:t>4.2 Model failures, the customer's own key, and actions read from the model</w:t>
+      </w:r>
+    </w:p>
+    <w:p>
+      <w:pPr>
+        <w:pStyle w:val="ListBullet"/>
+      </w:pPr>
+      <w:r>
+        <w:t>A turn that cannot use the model is reported to the customer in plain words (quota, key not accepted, no response) instead of being answered from templates; the engine's cards still show. A key rejected by the API is taken out of rotation automatically.</w:t>
+      </w:r>
+    </w:p>
+    <w:p>
+      <w:pPr>
+        <w:pStyle w:val="ListBullet"/>
+      </w:pPr>
+      <w:r>
+        <w:t>A customer may supply their own Gemini key. It is validated once with Google, held only in that session's memory, used only for that session's requests (a per-request context variable, never a global), and never written to disk, logs or the audit chain; its use is audited without the value (</w:t>
+      </w:r>
+      <w:r>
+        <w:rPr>
+          <w:rFonts w:ascii="Consolas" w:hAnsi="Consolas"/>
+          <w:sz w:val="19"/>
+        </w:rPr>
+        <w:t>tests/test_own_key.py</w:t>
+      </w:r>
+      <w:r>
+        <w:t>).</w:t>
+      </w:r>
+    </w:p>
+    <w:p>
+      <w:pPr>
+        <w:pStyle w:val="ListBullet"/>
+      </w:pPr>
+      <w:r>
+        <w:t>The model may propose an action only together with its own reading that the customer explicitly asked for it now or accepted an offer the assistant made; a greeting cannot prepare a submission (</w:t>
+      </w:r>
+      <w:r>
+        <w:rPr>
+          <w:rFonts w:ascii="Consolas" w:hAnsi="Consolas"/>
+          <w:sz w:val="19"/>
+        </w:rPr>
+        <w:t>tests/test_agent_fixes.py</w:t>
+      </w:r>
+      <w:r>
+        <w:t>). Every action still passes the enforcement point and the single-use confirmation. The model may escalate a request to a misrepresentation refusal, never relax one.</w:t>
+      </w:r>
+    </w:p>
+    <w:p>
+      <w:pPr>
+        <w:pStyle w:val="ListBullet"/>
+      </w:pPr>
+      <w:r>
+        <w:t>The back-office document viewer serves a file only by the document id on a claim, only from the upload and demo folders, and only with the back-office token.</w:t>
       </w:r>
     </w:p>
     <w:p>
